--- a/documentation/operation-manual/operation-manual.docx
+++ b/documentation/operation-manual/operation-manual.docx
@@ -7,10 +7,7 @@
         <w:pStyle w:val="Title"/>
       </w:pPr>
       <w:r>
-        <w:rPr>
-          <w:highlight w:val="yellow"/>
-        </w:rPr>
-        <w:t>[PRODUCT NAME]</w:t>
+        <w:t>AGV I-PRIME</w:t>
       </w:r>
       <w:r>
         <w:t xml:space="preserve"> Driverless Towing Vehicle — Operation Manual</w:t>
@@ -380,21 +377,7 @@
               <w:rPr>
                 <w:highlight w:val="yellow"/>
               </w:rPr>
-              <w:t>[IMG-cc-</w:t>
-            </w:r>
-            <w:proofErr w:type="spellStart"/>
-            <w:r>
-              <w:rPr>
-                <w:highlight w:val="yellow"/>
-              </w:rPr>
-              <w:t>nn</w:t>
-            </w:r>
-            <w:proofErr w:type="spellEnd"/>
-            <w:r>
-              <w:rPr>
-                <w:highlight w:val="yellow"/>
-              </w:rPr>
-              <w:t>]</w:t>
+              <w:t>[IMG-cc-nn]</w:t>
             </w:r>
           </w:p>
         </w:tc>
@@ -604,7 +587,7 @@
       <w:pPr>
         <w:pStyle w:val="Heading1"/>
       </w:pPr>
-      <w:bookmarkStart w:id="0" w:name="_Toc244180958"/>
+      <w:bookmarkStart w:id="0" w:name="_Toc244252616"/>
       <w:r>
         <w:t>Document information</w:t>
       </w:r>
@@ -745,10 +728,7 @@
               <w:pStyle w:val="TableText"/>
             </w:pPr>
             <w:r>
-              <w:rPr>
-                <w:highlight w:val="yellow"/>
-              </w:rPr>
-              <w:t>[TBD: manufacturer legal name]</w:t>
+              <w:t>PT INTI GANDA PERDANA</w:t>
             </w:r>
           </w:p>
         </w:tc>
@@ -806,21 +786,7 @@
               <w:rPr>
                 <w:highlight w:val="yellow"/>
               </w:rPr>
-              <w:t>[TBD: e.g. OM-</w:t>
-            </w:r>
-            <w:proofErr w:type="spellStart"/>
-            <w:r>
-              <w:rPr>
-                <w:highlight w:val="yellow"/>
-              </w:rPr>
-              <w:t>xxxx</w:t>
-            </w:r>
-            <w:proofErr w:type="spellEnd"/>
-            <w:r>
-              <w:rPr>
-                <w:highlight w:val="yellow"/>
-              </w:rPr>
-              <w:t>]</w:t>
+              <w:t>[TBD: e.g. OM-xxxx]</w:t>
             </w:r>
           </w:p>
         </w:tc>
@@ -875,10 +841,7 @@
               <w:pStyle w:val="TableText"/>
             </w:pPr>
             <w:r>
-              <w:rPr>
-                <w:highlight w:val="yellow"/>
-              </w:rPr>
-              <w:t>[PRODUCT NAME]</w:t>
+              <w:t>AGV I-PRIME</w:t>
             </w:r>
             <w:r>
               <w:t xml:space="preserve"> Driverless Towing Vehicle — Operation Manual</w:t>
@@ -1046,10 +1009,7 @@
               <w:pStyle w:val="TableText"/>
             </w:pPr>
             <w:r>
-              <w:rPr>
-                <w:highlight w:val="yellow"/>
-              </w:rPr>
-              <w:t>[VALUE: YYYY-MM-DD]</w:t>
+              <w:t>1 OCTOBER 2026</w:t>
             </w:r>
           </w:p>
         </w:tc>
@@ -1104,15 +1064,7 @@
               <w:pStyle w:val="TableText"/>
             </w:pPr>
             <w:r>
-              <w:t>English (</w:t>
-            </w:r>
-            <w:proofErr w:type="spellStart"/>
-            <w:r>
-              <w:t>en</w:t>
-            </w:r>
-            <w:proofErr w:type="spellEnd"/>
-            <w:r>
-              <w:t>)</w:t>
+              <w:t>English (en)</w:t>
             </w:r>
           </w:p>
         </w:tc>
@@ -1167,10 +1119,7 @@
               <w:pStyle w:val="TableText"/>
             </w:pPr>
             <w:r>
-              <w:rPr>
-                <w:highlight w:val="yellow"/>
-              </w:rPr>
-              <w:t>[TBD]</w:t>
+              <w:t>JOY MILLIAAN</w:t>
             </w:r>
           </w:p>
         </w:tc>
@@ -1225,10 +1174,7 @@
               <w:pStyle w:val="TableText"/>
             </w:pPr>
             <w:r>
-              <w:rPr>
-                <w:highlight w:val="yellow"/>
-              </w:rPr>
-              <w:t>[TBD]</w:t>
+              <w:t>JOKI IRAWAN</w:t>
             </w:r>
           </w:p>
         </w:tc>
@@ -1286,46 +1232,19 @@
               <w:t xml:space="preserve">Model </w:t>
             </w:r>
             <w:r>
-              <w:rPr>
-                <w:highlight w:val="yellow"/>
-              </w:rPr>
-              <w:t>[MODEL]</w:t>
+              <w:t>AGV I-PRIME</w:t>
             </w:r>
             <w:r>
               <w:t xml:space="preserve">, serial numbers </w:t>
             </w:r>
             <w:r>
-              <w:rPr>
-                <w:highlight w:val="yellow"/>
-              </w:rPr>
-              <w:t>[VALUE: from–to]</w:t>
+              <w:t>GVI-1T0</w:t>
             </w:r>
             <w:r>
               <w:t xml:space="preserve">, vehicle software </w:t>
             </w:r>
             <w:r>
-              <w:rPr>
-                <w:highlight w:val="yellow"/>
-              </w:rPr>
-              <w:t>[VALUE: version]</w:t>
-            </w:r>
-            <w:r>
-              <w:t xml:space="preserve">, safety controller configuration checksum </w:t>
-            </w:r>
-            <w:r>
-              <w:rPr>
-                <w:highlight w:val="yellow"/>
-              </w:rPr>
-              <w:t>[VALUE]</w:t>
-            </w:r>
-            <w:r>
-              <w:t xml:space="preserve">, scanner configuration checksums </w:t>
-            </w:r>
-            <w:r>
-              <w:rPr>
-                <w:highlight w:val="yellow"/>
-              </w:rPr>
-              <w:t>[VALUE]</w:t>
+              <w:t>V1.0.0-V2.0.0</w:t>
             </w:r>
           </w:p>
         </w:tc>
@@ -1340,7 +1259,7 @@
       <w:pPr>
         <w:pStyle w:val="Heading2"/>
       </w:pPr>
-      <w:bookmarkStart w:id="1" w:name="_Toc244180959"/>
+      <w:bookmarkStart w:id="1" w:name="_Toc244252617"/>
       <w:r>
         <w:t>Revision history</w:t>
       </w:r>
@@ -1545,10 +1464,7 @@
               <w:pStyle w:val="TableText"/>
             </w:pPr>
             <w:r>
-              <w:rPr>
-                <w:highlight w:val="yellow"/>
-              </w:rPr>
-              <w:t>[VALUE]</w:t>
+              <w:t>1 OCTOBER 2026</w:t>
             </w:r>
           </w:p>
         </w:tc>
@@ -1598,10 +1514,7 @@
               <w:pStyle w:val="TableText"/>
             </w:pPr>
             <w:r>
-              <w:rPr>
-                <w:highlight w:val="yellow"/>
-              </w:rPr>
-              <w:t>[TBD]</w:t>
+              <w:t>JOY MILLIAAN</w:t>
             </w:r>
           </w:p>
         </w:tc>
@@ -1660,7 +1573,7 @@
           <w:r>
             <w:fldChar w:fldCharType="separate"/>
           </w:r>
-          <w:hyperlink w:anchor="_Toc244180958" w:history="1">
+          <w:hyperlink w:anchor="_Toc244252616" w:history="1">
             <w:r>
               <w:rPr>
                 <w:rStyle w:val="Hyperlink"/>
@@ -1684,7 +1597,7 @@
               <w:rPr>
                 <w:noProof/>
               </w:rPr>
-              <w:instrText xml:space="preserve"> PAGEREF _Toc244180958 \h </w:instrText>
+              <w:instrText xml:space="preserve"> PAGEREF _Toc244252616 \h </w:instrText>
             </w:r>
             <w:r>
               <w:rPr>
@@ -1726,7 +1639,7 @@
               <w14:ligatures w14:val="standardContextual"/>
             </w:rPr>
           </w:pPr>
-          <w:hyperlink w:anchor="_Toc244180959" w:history="1">
+          <w:hyperlink w:anchor="_Toc244252617" w:history="1">
             <w:r>
               <w:rPr>
                 <w:rStyle w:val="Hyperlink"/>
@@ -1750,7 +1663,7 @@
               <w:rPr>
                 <w:noProof/>
               </w:rPr>
-              <w:instrText xml:space="preserve"> PAGEREF _Toc244180959 \h </w:instrText>
+              <w:instrText xml:space="preserve"> PAGEREF _Toc244252617 \h </w:instrText>
             </w:r>
             <w:r>
               <w:rPr>
@@ -1792,7 +1705,7 @@
               <w14:ligatures w14:val="standardContextual"/>
             </w:rPr>
           </w:pPr>
-          <w:hyperlink w:anchor="_Toc244180960" w:history="1">
+          <w:hyperlink w:anchor="_Toc244252618" w:history="1">
             <w:r>
               <w:rPr>
                 <w:rStyle w:val="Hyperlink"/>
@@ -1816,7 +1729,7 @@
               <w:rPr>
                 <w:noProof/>
               </w:rPr>
-              <w:instrText xml:space="preserve"> PAGEREF _Toc244180960 \h </w:instrText>
+              <w:instrText xml:space="preserve"> PAGEREF _Toc244252618 \h </w:instrText>
             </w:r>
             <w:r>
               <w:rPr>
@@ -1858,7 +1771,7 @@
               <w14:ligatures w14:val="standardContextual"/>
             </w:rPr>
           </w:pPr>
-          <w:hyperlink w:anchor="_Toc244180961" w:history="1">
+          <w:hyperlink w:anchor="_Toc244252619" w:history="1">
             <w:r>
               <w:rPr>
                 <w:rStyle w:val="Hyperlink"/>
@@ -1882,7 +1795,7 @@
               <w:rPr>
                 <w:noProof/>
               </w:rPr>
-              <w:instrText xml:space="preserve"> PAGEREF _Toc244180961 \h </w:instrText>
+              <w:instrText xml:space="preserve"> PAGEREF _Toc244252619 \h </w:instrText>
             </w:r>
             <w:r>
               <w:rPr>
@@ -1924,7 +1837,7 @@
               <w14:ligatures w14:val="standardContextual"/>
             </w:rPr>
           </w:pPr>
-          <w:hyperlink w:anchor="_Toc244180962" w:history="1">
+          <w:hyperlink w:anchor="_Toc244252620" w:history="1">
             <w:r>
               <w:rPr>
                 <w:rStyle w:val="Hyperlink"/>
@@ -1948,7 +1861,7 @@
               <w:rPr>
                 <w:noProof/>
               </w:rPr>
-              <w:instrText xml:space="preserve"> PAGEREF _Toc244180962 \h </w:instrText>
+              <w:instrText xml:space="preserve"> PAGEREF _Toc244252620 \h </w:instrText>
             </w:r>
             <w:r>
               <w:rPr>
@@ -1990,7 +1903,7 @@
               <w14:ligatures w14:val="standardContextual"/>
             </w:rPr>
           </w:pPr>
-          <w:hyperlink w:anchor="_Toc244180963" w:history="1">
+          <w:hyperlink w:anchor="_Toc244252621" w:history="1">
             <w:r>
               <w:rPr>
                 <w:rStyle w:val="Hyperlink"/>
@@ -2014,7 +1927,7 @@
               <w:rPr>
                 <w:noProof/>
               </w:rPr>
-              <w:instrText xml:space="preserve"> PAGEREF _Toc244180963 \h </w:instrText>
+              <w:instrText xml:space="preserve"> PAGEREF _Toc244252621 \h </w:instrText>
             </w:r>
             <w:r>
               <w:rPr>
@@ -2056,7 +1969,7 @@
               <w14:ligatures w14:val="standardContextual"/>
             </w:rPr>
           </w:pPr>
-          <w:hyperlink w:anchor="_Toc244180964" w:history="1">
+          <w:hyperlink w:anchor="_Toc244252622" w:history="1">
             <w:r>
               <w:rPr>
                 <w:rStyle w:val="Hyperlink"/>
@@ -2080,7 +1993,7 @@
               <w:rPr>
                 <w:noProof/>
               </w:rPr>
-              <w:instrText xml:space="preserve"> PAGEREF _Toc244180964 \h </w:instrText>
+              <w:instrText xml:space="preserve"> PAGEREF _Toc244252622 \h </w:instrText>
             </w:r>
             <w:r>
               <w:rPr>
@@ -2122,7 +2035,7 @@
               <w14:ligatures w14:val="standardContextual"/>
             </w:rPr>
           </w:pPr>
-          <w:hyperlink w:anchor="_Toc244180965" w:history="1">
+          <w:hyperlink w:anchor="_Toc244252623" w:history="1">
             <w:r>
               <w:rPr>
                 <w:rStyle w:val="Hyperlink"/>
@@ -2146,7 +2059,7 @@
               <w:rPr>
                 <w:noProof/>
               </w:rPr>
-              <w:instrText xml:space="preserve"> PAGEREF _Toc244180965 \h </w:instrText>
+              <w:instrText xml:space="preserve"> PAGEREF _Toc244252623 \h </w:instrText>
             </w:r>
             <w:r>
               <w:rPr>
@@ -2188,7 +2101,7 @@
               <w14:ligatures w14:val="standardContextual"/>
             </w:rPr>
           </w:pPr>
-          <w:hyperlink w:anchor="_Toc244180966" w:history="1">
+          <w:hyperlink w:anchor="_Toc244252624" w:history="1">
             <w:r>
               <w:rPr>
                 <w:rStyle w:val="Hyperlink"/>
@@ -2212,7 +2125,7 @@
               <w:rPr>
                 <w:noProof/>
               </w:rPr>
-              <w:instrText xml:space="preserve"> PAGEREF _Toc244180966 \h </w:instrText>
+              <w:instrText xml:space="preserve"> PAGEREF _Toc244252624 \h </w:instrText>
             </w:r>
             <w:r>
               <w:rPr>
@@ -2254,7 +2167,7 @@
               <w14:ligatures w14:val="standardContextual"/>
             </w:rPr>
           </w:pPr>
-          <w:hyperlink w:anchor="_Toc244180967" w:history="1">
+          <w:hyperlink w:anchor="_Toc244252625" w:history="1">
             <w:r>
               <w:rPr>
                 <w:rStyle w:val="Hyperlink"/>
@@ -2278,7 +2191,7 @@
               <w:rPr>
                 <w:noProof/>
               </w:rPr>
-              <w:instrText xml:space="preserve"> PAGEREF _Toc244180967 \h </w:instrText>
+              <w:instrText xml:space="preserve"> PAGEREF _Toc244252625 \h </w:instrText>
             </w:r>
             <w:r>
               <w:rPr>
@@ -2320,7 +2233,7 @@
               <w14:ligatures w14:val="standardContextual"/>
             </w:rPr>
           </w:pPr>
-          <w:hyperlink w:anchor="_Toc244180968" w:history="1">
+          <w:hyperlink w:anchor="_Toc244252626" w:history="1">
             <w:r>
               <w:rPr>
                 <w:rStyle w:val="Hyperlink"/>
@@ -2344,7 +2257,7 @@
               <w:rPr>
                 <w:noProof/>
               </w:rPr>
-              <w:instrText xml:space="preserve"> PAGEREF _Toc244180968 \h </w:instrText>
+              <w:instrText xml:space="preserve"> PAGEREF _Toc244252626 \h </w:instrText>
             </w:r>
             <w:r>
               <w:rPr>
@@ -2386,7 +2299,7 @@
               <w14:ligatures w14:val="standardContextual"/>
             </w:rPr>
           </w:pPr>
-          <w:hyperlink w:anchor="_Toc244180969" w:history="1">
+          <w:hyperlink w:anchor="_Toc244252627" w:history="1">
             <w:r>
               <w:rPr>
                 <w:rStyle w:val="Hyperlink"/>
@@ -2410,7 +2323,7 @@
               <w:rPr>
                 <w:noProof/>
               </w:rPr>
-              <w:instrText xml:space="preserve"> PAGEREF _Toc244180969 \h </w:instrText>
+              <w:instrText xml:space="preserve"> PAGEREF _Toc244252627 \h </w:instrText>
             </w:r>
             <w:r>
               <w:rPr>
@@ -2452,7 +2365,7 @@
               <w14:ligatures w14:val="standardContextual"/>
             </w:rPr>
           </w:pPr>
-          <w:hyperlink w:anchor="_Toc244180970" w:history="1">
+          <w:hyperlink w:anchor="_Toc244252628" w:history="1">
             <w:r>
               <w:rPr>
                 <w:rStyle w:val="Hyperlink"/>
@@ -2476,7 +2389,7 @@
               <w:rPr>
                 <w:noProof/>
               </w:rPr>
-              <w:instrText xml:space="preserve"> PAGEREF _Toc244180970 \h </w:instrText>
+              <w:instrText xml:space="preserve"> PAGEREF _Toc244252628 \h </w:instrText>
             </w:r>
             <w:r>
               <w:rPr>
@@ -2518,7 +2431,7 @@
               <w14:ligatures w14:val="standardContextual"/>
             </w:rPr>
           </w:pPr>
-          <w:hyperlink w:anchor="_Toc244180971" w:history="1">
+          <w:hyperlink w:anchor="_Toc244252629" w:history="1">
             <w:r>
               <w:rPr>
                 <w:rStyle w:val="Hyperlink"/>
@@ -2542,7 +2455,7 @@
               <w:rPr>
                 <w:noProof/>
               </w:rPr>
-              <w:instrText xml:space="preserve"> PAGEREF _Toc244180971 \h </w:instrText>
+              <w:instrText xml:space="preserve"> PAGEREF _Toc244252629 \h </w:instrText>
             </w:r>
             <w:r>
               <w:rPr>
@@ -2584,7 +2497,7 @@
               <w14:ligatures w14:val="standardContextual"/>
             </w:rPr>
           </w:pPr>
-          <w:hyperlink w:anchor="_Toc244180972" w:history="1">
+          <w:hyperlink w:anchor="_Toc244252630" w:history="1">
             <w:r>
               <w:rPr>
                 <w:rStyle w:val="Hyperlink"/>
@@ -2608,7 +2521,7 @@
               <w:rPr>
                 <w:noProof/>
               </w:rPr>
-              <w:instrText xml:space="preserve"> PAGEREF _Toc244180972 \h </w:instrText>
+              <w:instrText xml:space="preserve"> PAGEREF _Toc244252630 \h </w:instrText>
             </w:r>
             <w:r>
               <w:rPr>
@@ -2650,7 +2563,7 @@
               <w14:ligatures w14:val="standardContextual"/>
             </w:rPr>
           </w:pPr>
-          <w:hyperlink w:anchor="_Toc244180973" w:history="1">
+          <w:hyperlink w:anchor="_Toc244252631" w:history="1">
             <w:r>
               <w:rPr>
                 <w:rStyle w:val="Hyperlink"/>
@@ -2674,7 +2587,7 @@
               <w:rPr>
                 <w:noProof/>
               </w:rPr>
-              <w:instrText xml:space="preserve"> PAGEREF _Toc244180973 \h </w:instrText>
+              <w:instrText xml:space="preserve"> PAGEREF _Toc244252631 \h </w:instrText>
             </w:r>
             <w:r>
               <w:rPr>
@@ -2716,7 +2629,7 @@
               <w14:ligatures w14:val="standardContextual"/>
             </w:rPr>
           </w:pPr>
-          <w:hyperlink w:anchor="_Toc244180974" w:history="1">
+          <w:hyperlink w:anchor="_Toc244252632" w:history="1">
             <w:r>
               <w:rPr>
                 <w:rStyle w:val="Hyperlink"/>
@@ -2740,7 +2653,7 @@
               <w:rPr>
                 <w:noProof/>
               </w:rPr>
-              <w:instrText xml:space="preserve"> PAGEREF _Toc244180974 \h </w:instrText>
+              <w:instrText xml:space="preserve"> PAGEREF _Toc244252632 \h </w:instrText>
             </w:r>
             <w:r>
               <w:rPr>
@@ -2782,7 +2695,7 @@
               <w14:ligatures w14:val="standardContextual"/>
             </w:rPr>
           </w:pPr>
-          <w:hyperlink w:anchor="_Toc244180975" w:history="1">
+          <w:hyperlink w:anchor="_Toc244252633" w:history="1">
             <w:r>
               <w:rPr>
                 <w:rStyle w:val="Hyperlink"/>
@@ -2806,7 +2719,7 @@
               <w:rPr>
                 <w:noProof/>
               </w:rPr>
-              <w:instrText xml:space="preserve"> PAGEREF _Toc244180975 \h </w:instrText>
+              <w:instrText xml:space="preserve"> PAGEREF _Toc244252633 \h </w:instrText>
             </w:r>
             <w:r>
               <w:rPr>
@@ -2848,7 +2761,7 @@
               <w14:ligatures w14:val="standardContextual"/>
             </w:rPr>
           </w:pPr>
-          <w:hyperlink w:anchor="_Toc244180976" w:history="1">
+          <w:hyperlink w:anchor="_Toc244252634" w:history="1">
             <w:r>
               <w:rPr>
                 <w:rStyle w:val="Hyperlink"/>
@@ -2872,7 +2785,7 @@
               <w:rPr>
                 <w:noProof/>
               </w:rPr>
-              <w:instrText xml:space="preserve"> PAGEREF _Toc244180976 \h </w:instrText>
+              <w:instrText xml:space="preserve"> PAGEREF _Toc244252634 \h </w:instrText>
             </w:r>
             <w:r>
               <w:rPr>
@@ -2914,7 +2827,7 @@
               <w14:ligatures w14:val="standardContextual"/>
             </w:rPr>
           </w:pPr>
-          <w:hyperlink w:anchor="_Toc244180977" w:history="1">
+          <w:hyperlink w:anchor="_Toc244252635" w:history="1">
             <w:r>
               <w:rPr>
                 <w:rStyle w:val="Hyperlink"/>
@@ -2938,7 +2851,7 @@
               <w:rPr>
                 <w:noProof/>
               </w:rPr>
-              <w:instrText xml:space="preserve"> PAGEREF _Toc244180977 \h </w:instrText>
+              <w:instrText xml:space="preserve"> PAGEREF _Toc244252635 \h </w:instrText>
             </w:r>
             <w:r>
               <w:rPr>
@@ -2980,7 +2893,7 @@
               <w14:ligatures w14:val="standardContextual"/>
             </w:rPr>
           </w:pPr>
-          <w:hyperlink w:anchor="_Toc244180978" w:history="1">
+          <w:hyperlink w:anchor="_Toc244252636" w:history="1">
             <w:r>
               <w:rPr>
                 <w:rStyle w:val="Hyperlink"/>
@@ -3004,7 +2917,7 @@
               <w:rPr>
                 <w:noProof/>
               </w:rPr>
-              <w:instrText xml:space="preserve"> PAGEREF _Toc244180978 \h </w:instrText>
+              <w:instrText xml:space="preserve"> PAGEREF _Toc244252636 \h </w:instrText>
             </w:r>
             <w:r>
               <w:rPr>
@@ -3046,7 +2959,7 @@
               <w14:ligatures w14:val="standardContextual"/>
             </w:rPr>
           </w:pPr>
-          <w:hyperlink w:anchor="_Toc244180979" w:history="1">
+          <w:hyperlink w:anchor="_Toc244252637" w:history="1">
             <w:r>
               <w:rPr>
                 <w:rStyle w:val="Hyperlink"/>
@@ -3070,7 +2983,7 @@
               <w:rPr>
                 <w:noProof/>
               </w:rPr>
-              <w:instrText xml:space="preserve"> PAGEREF _Toc244180979 \h </w:instrText>
+              <w:instrText xml:space="preserve"> PAGEREF _Toc244252637 \h </w:instrText>
             </w:r>
             <w:r>
               <w:rPr>
@@ -3112,7 +3025,7 @@
               <w14:ligatures w14:val="standardContextual"/>
             </w:rPr>
           </w:pPr>
-          <w:hyperlink w:anchor="_Toc244180980" w:history="1">
+          <w:hyperlink w:anchor="_Toc244252638" w:history="1">
             <w:r>
               <w:rPr>
                 <w:rStyle w:val="Hyperlink"/>
@@ -3136,7 +3049,7 @@
               <w:rPr>
                 <w:noProof/>
               </w:rPr>
-              <w:instrText xml:space="preserve"> PAGEREF _Toc244180980 \h </w:instrText>
+              <w:instrText xml:space="preserve"> PAGEREF _Toc244252638 \h </w:instrText>
             </w:r>
             <w:r>
               <w:rPr>
@@ -3178,7 +3091,7 @@
               <w14:ligatures w14:val="standardContextual"/>
             </w:rPr>
           </w:pPr>
-          <w:hyperlink w:anchor="_Toc244180981" w:history="1">
+          <w:hyperlink w:anchor="_Toc244252639" w:history="1">
             <w:r>
               <w:rPr>
                 <w:rStyle w:val="Hyperlink"/>
@@ -3202,7 +3115,7 @@
               <w:rPr>
                 <w:noProof/>
               </w:rPr>
-              <w:instrText xml:space="preserve"> PAGEREF _Toc244180981 \h </w:instrText>
+              <w:instrText xml:space="preserve"> PAGEREF _Toc244252639 \h </w:instrText>
             </w:r>
             <w:r>
               <w:rPr>
@@ -3244,7 +3157,7 @@
               <w14:ligatures w14:val="standardContextual"/>
             </w:rPr>
           </w:pPr>
-          <w:hyperlink w:anchor="_Toc244180982" w:history="1">
+          <w:hyperlink w:anchor="_Toc244252640" w:history="1">
             <w:r>
               <w:rPr>
                 <w:rStyle w:val="Hyperlink"/>
@@ -3268,7 +3181,7 @@
               <w:rPr>
                 <w:noProof/>
               </w:rPr>
-              <w:instrText xml:space="preserve"> PAGEREF _Toc244180982 \h </w:instrText>
+              <w:instrText xml:space="preserve"> PAGEREF _Toc244252640 \h </w:instrText>
             </w:r>
             <w:r>
               <w:rPr>
@@ -3310,7 +3223,7 @@
               <w14:ligatures w14:val="standardContextual"/>
             </w:rPr>
           </w:pPr>
-          <w:hyperlink w:anchor="_Toc244180983" w:history="1">
+          <w:hyperlink w:anchor="_Toc244252641" w:history="1">
             <w:r>
               <w:rPr>
                 <w:rStyle w:val="Hyperlink"/>
@@ -3334,7 +3247,7 @@
               <w:rPr>
                 <w:noProof/>
               </w:rPr>
-              <w:instrText xml:space="preserve"> PAGEREF _Toc244180983 \h </w:instrText>
+              <w:instrText xml:space="preserve"> PAGEREF _Toc244252641 \h </w:instrText>
             </w:r>
             <w:r>
               <w:rPr>
@@ -3376,7 +3289,7 @@
               <w14:ligatures w14:val="standardContextual"/>
             </w:rPr>
           </w:pPr>
-          <w:hyperlink w:anchor="_Toc244180984" w:history="1">
+          <w:hyperlink w:anchor="_Toc244252642" w:history="1">
             <w:r>
               <w:rPr>
                 <w:rStyle w:val="Hyperlink"/>
@@ -3400,7 +3313,7 @@
               <w:rPr>
                 <w:noProof/>
               </w:rPr>
-              <w:instrText xml:space="preserve"> PAGEREF _Toc244180984 \h </w:instrText>
+              <w:instrText xml:space="preserve"> PAGEREF _Toc244252642 \h </w:instrText>
             </w:r>
             <w:r>
               <w:rPr>
@@ -3442,7 +3355,7 @@
               <w14:ligatures w14:val="standardContextual"/>
             </w:rPr>
           </w:pPr>
-          <w:hyperlink w:anchor="_Toc244180985" w:history="1">
+          <w:hyperlink w:anchor="_Toc244252643" w:history="1">
             <w:r>
               <w:rPr>
                 <w:rStyle w:val="Hyperlink"/>
@@ -3466,7 +3379,7 @@
               <w:rPr>
                 <w:noProof/>
               </w:rPr>
-              <w:instrText xml:space="preserve"> PAGEREF _Toc244180985 \h </w:instrText>
+              <w:instrText xml:space="preserve"> PAGEREF _Toc244252643 \h </w:instrText>
             </w:r>
             <w:r>
               <w:rPr>
@@ -3508,7 +3421,7 @@
               <w14:ligatures w14:val="standardContextual"/>
             </w:rPr>
           </w:pPr>
-          <w:hyperlink w:anchor="_Toc244180986" w:history="1">
+          <w:hyperlink w:anchor="_Toc244252644" w:history="1">
             <w:r>
               <w:rPr>
                 <w:rStyle w:val="Hyperlink"/>
@@ -3532,7 +3445,7 @@
               <w:rPr>
                 <w:noProof/>
               </w:rPr>
-              <w:instrText xml:space="preserve"> PAGEREF _Toc244180986 \h </w:instrText>
+              <w:instrText xml:space="preserve"> PAGEREF _Toc244252644 \h </w:instrText>
             </w:r>
             <w:r>
               <w:rPr>
@@ -3574,7 +3487,7 @@
               <w14:ligatures w14:val="standardContextual"/>
             </w:rPr>
           </w:pPr>
-          <w:hyperlink w:anchor="_Toc244180987" w:history="1">
+          <w:hyperlink w:anchor="_Toc244252645" w:history="1">
             <w:r>
               <w:rPr>
                 <w:rStyle w:val="Hyperlink"/>
@@ -3598,7 +3511,7 @@
               <w:rPr>
                 <w:noProof/>
               </w:rPr>
-              <w:instrText xml:space="preserve"> PAGEREF _Toc244180987 \h </w:instrText>
+              <w:instrText xml:space="preserve"> PAGEREF _Toc244252645 \h </w:instrText>
             </w:r>
             <w:r>
               <w:rPr>
@@ -3640,7 +3553,7 @@
               <w14:ligatures w14:val="standardContextual"/>
             </w:rPr>
           </w:pPr>
-          <w:hyperlink w:anchor="_Toc244180988" w:history="1">
+          <w:hyperlink w:anchor="_Toc244252646" w:history="1">
             <w:r>
               <w:rPr>
                 <w:rStyle w:val="Hyperlink"/>
@@ -3664,7 +3577,7 @@
               <w:rPr>
                 <w:noProof/>
               </w:rPr>
-              <w:instrText xml:space="preserve"> PAGEREF _Toc244180988 \h </w:instrText>
+              <w:instrText xml:space="preserve"> PAGEREF _Toc244252646 \h </w:instrText>
             </w:r>
             <w:r>
               <w:rPr>
@@ -3706,7 +3619,7 @@
               <w14:ligatures w14:val="standardContextual"/>
             </w:rPr>
           </w:pPr>
-          <w:hyperlink w:anchor="_Toc244180989" w:history="1">
+          <w:hyperlink w:anchor="_Toc244252647" w:history="1">
             <w:r>
               <w:rPr>
                 <w:rStyle w:val="Hyperlink"/>
@@ -3730,7 +3643,7 @@
               <w:rPr>
                 <w:noProof/>
               </w:rPr>
-              <w:instrText xml:space="preserve"> PAGEREF _Toc244180989 \h </w:instrText>
+              <w:instrText xml:space="preserve"> PAGEREF _Toc244252647 \h </w:instrText>
             </w:r>
             <w:r>
               <w:rPr>
@@ -3772,7 +3685,7 @@
               <w14:ligatures w14:val="standardContextual"/>
             </w:rPr>
           </w:pPr>
-          <w:hyperlink w:anchor="_Toc244180990" w:history="1">
+          <w:hyperlink w:anchor="_Toc244252648" w:history="1">
             <w:r>
               <w:rPr>
                 <w:rStyle w:val="Hyperlink"/>
@@ -3796,7 +3709,7 @@
               <w:rPr>
                 <w:noProof/>
               </w:rPr>
-              <w:instrText xml:space="preserve"> PAGEREF _Toc244180990 \h </w:instrText>
+              <w:instrText xml:space="preserve"> PAGEREF _Toc244252648 \h </w:instrText>
             </w:r>
             <w:r>
               <w:rPr>
@@ -3838,7 +3751,7 @@
               <w14:ligatures w14:val="standardContextual"/>
             </w:rPr>
           </w:pPr>
-          <w:hyperlink w:anchor="_Toc244180991" w:history="1">
+          <w:hyperlink w:anchor="_Toc244252649" w:history="1">
             <w:r>
               <w:rPr>
                 <w:rStyle w:val="Hyperlink"/>
@@ -3862,7 +3775,7 @@
               <w:rPr>
                 <w:noProof/>
               </w:rPr>
-              <w:instrText xml:space="preserve"> PAGEREF _Toc244180991 \h </w:instrText>
+              <w:instrText xml:space="preserve"> PAGEREF _Toc244252649 \h </w:instrText>
             </w:r>
             <w:r>
               <w:rPr>
@@ -3904,7 +3817,7 @@
               <w14:ligatures w14:val="standardContextual"/>
             </w:rPr>
           </w:pPr>
-          <w:hyperlink w:anchor="_Toc244180992" w:history="1">
+          <w:hyperlink w:anchor="_Toc244252650" w:history="1">
             <w:r>
               <w:rPr>
                 <w:rStyle w:val="Hyperlink"/>
@@ -3928,7 +3841,7 @@
               <w:rPr>
                 <w:noProof/>
               </w:rPr>
-              <w:instrText xml:space="preserve"> PAGEREF _Toc244180992 \h </w:instrText>
+              <w:instrText xml:space="preserve"> PAGEREF _Toc244252650 \h </w:instrText>
             </w:r>
             <w:r>
               <w:rPr>
@@ -3970,7 +3883,7 @@
               <w14:ligatures w14:val="standardContextual"/>
             </w:rPr>
           </w:pPr>
-          <w:hyperlink w:anchor="_Toc244180993" w:history="1">
+          <w:hyperlink w:anchor="_Toc244252651" w:history="1">
             <w:r>
               <w:rPr>
                 <w:rStyle w:val="Hyperlink"/>
@@ -3994,7 +3907,7 @@
               <w:rPr>
                 <w:noProof/>
               </w:rPr>
-              <w:instrText xml:space="preserve"> PAGEREF _Toc244180993 \h </w:instrText>
+              <w:instrText xml:space="preserve"> PAGEREF _Toc244252651 \h </w:instrText>
             </w:r>
             <w:r>
               <w:rPr>
@@ -4036,7 +3949,7 @@
               <w14:ligatures w14:val="standardContextual"/>
             </w:rPr>
           </w:pPr>
-          <w:hyperlink w:anchor="_Toc244180994" w:history="1">
+          <w:hyperlink w:anchor="_Toc244252652" w:history="1">
             <w:r>
               <w:rPr>
                 <w:rStyle w:val="Hyperlink"/>
@@ -4060,7 +3973,7 @@
               <w:rPr>
                 <w:noProof/>
               </w:rPr>
-              <w:instrText xml:space="preserve"> PAGEREF _Toc244180994 \h </w:instrText>
+              <w:instrText xml:space="preserve"> PAGEREF _Toc244252652 \h </w:instrText>
             </w:r>
             <w:r>
               <w:rPr>
@@ -4102,7 +4015,7 @@
               <w14:ligatures w14:val="standardContextual"/>
             </w:rPr>
           </w:pPr>
-          <w:hyperlink w:anchor="_Toc244180995" w:history="1">
+          <w:hyperlink w:anchor="_Toc244252653" w:history="1">
             <w:r>
               <w:rPr>
                 <w:rStyle w:val="Hyperlink"/>
@@ -4126,7 +4039,7 @@
               <w:rPr>
                 <w:noProof/>
               </w:rPr>
-              <w:instrText xml:space="preserve"> PAGEREF _Toc244180995 \h </w:instrText>
+              <w:instrText xml:space="preserve"> PAGEREF _Toc244252653 \h </w:instrText>
             </w:r>
             <w:r>
               <w:rPr>
@@ -4168,7 +4081,7 @@
               <w14:ligatures w14:val="standardContextual"/>
             </w:rPr>
           </w:pPr>
-          <w:hyperlink w:anchor="_Toc244180996" w:history="1">
+          <w:hyperlink w:anchor="_Toc244252654" w:history="1">
             <w:r>
               <w:rPr>
                 <w:rStyle w:val="Hyperlink"/>
@@ -4192,7 +4105,7 @@
               <w:rPr>
                 <w:noProof/>
               </w:rPr>
-              <w:instrText xml:space="preserve"> PAGEREF _Toc244180996 \h </w:instrText>
+              <w:instrText xml:space="preserve"> PAGEREF _Toc244252654 \h </w:instrText>
             </w:r>
             <w:r>
               <w:rPr>
@@ -4234,7 +4147,7 @@
               <w14:ligatures w14:val="standardContextual"/>
             </w:rPr>
           </w:pPr>
-          <w:hyperlink w:anchor="_Toc244180997" w:history="1">
+          <w:hyperlink w:anchor="_Toc244252655" w:history="1">
             <w:r>
               <w:rPr>
                 <w:rStyle w:val="Hyperlink"/>
@@ -4258,7 +4171,7 @@
               <w:rPr>
                 <w:noProof/>
               </w:rPr>
-              <w:instrText xml:space="preserve"> PAGEREF _Toc244180997 \h </w:instrText>
+              <w:instrText xml:space="preserve"> PAGEREF _Toc244252655 \h </w:instrText>
             </w:r>
             <w:r>
               <w:rPr>
@@ -4300,7 +4213,7 @@
               <w14:ligatures w14:val="standardContextual"/>
             </w:rPr>
           </w:pPr>
-          <w:hyperlink w:anchor="_Toc244180998" w:history="1">
+          <w:hyperlink w:anchor="_Toc244252656" w:history="1">
             <w:r>
               <w:rPr>
                 <w:rStyle w:val="Hyperlink"/>
@@ -4324,7 +4237,7 @@
               <w:rPr>
                 <w:noProof/>
               </w:rPr>
-              <w:instrText xml:space="preserve"> PAGEREF _Toc244180998 \h </w:instrText>
+              <w:instrText xml:space="preserve"> PAGEREF _Toc244252656 \h </w:instrText>
             </w:r>
             <w:r>
               <w:rPr>
@@ -4366,7 +4279,7 @@
               <w14:ligatures w14:val="standardContextual"/>
             </w:rPr>
           </w:pPr>
-          <w:hyperlink w:anchor="_Toc244180999" w:history="1">
+          <w:hyperlink w:anchor="_Toc244252657" w:history="1">
             <w:r>
               <w:rPr>
                 <w:rStyle w:val="Hyperlink"/>
@@ -4390,7 +4303,7 @@
               <w:rPr>
                 <w:noProof/>
               </w:rPr>
-              <w:instrText xml:space="preserve"> PAGEREF _Toc244180999 \h </w:instrText>
+              <w:instrText xml:space="preserve"> PAGEREF _Toc244252657 \h </w:instrText>
             </w:r>
             <w:r>
               <w:rPr>
@@ -4432,7 +4345,7 @@
               <w14:ligatures w14:val="standardContextual"/>
             </w:rPr>
           </w:pPr>
-          <w:hyperlink w:anchor="_Toc244181000" w:history="1">
+          <w:hyperlink w:anchor="_Toc244252658" w:history="1">
             <w:r>
               <w:rPr>
                 <w:rStyle w:val="Hyperlink"/>
@@ -4456,7 +4369,7 @@
               <w:rPr>
                 <w:noProof/>
               </w:rPr>
-              <w:instrText xml:space="preserve"> PAGEREF _Toc244181000 \h </w:instrText>
+              <w:instrText xml:space="preserve"> PAGEREF _Toc244252658 \h </w:instrText>
             </w:r>
             <w:r>
               <w:rPr>
@@ -4498,7 +4411,7 @@
               <w14:ligatures w14:val="standardContextual"/>
             </w:rPr>
           </w:pPr>
-          <w:hyperlink w:anchor="_Toc244181001" w:history="1">
+          <w:hyperlink w:anchor="_Toc244252659" w:history="1">
             <w:r>
               <w:rPr>
                 <w:rStyle w:val="Hyperlink"/>
@@ -4522,7 +4435,7 @@
               <w:rPr>
                 <w:noProof/>
               </w:rPr>
-              <w:instrText xml:space="preserve"> PAGEREF _Toc244181001 \h </w:instrText>
+              <w:instrText xml:space="preserve"> PAGEREF _Toc244252659 \h </w:instrText>
             </w:r>
             <w:r>
               <w:rPr>
@@ -4564,7 +4477,7 @@
               <w14:ligatures w14:val="standardContextual"/>
             </w:rPr>
           </w:pPr>
-          <w:hyperlink w:anchor="_Toc244181002" w:history="1">
+          <w:hyperlink w:anchor="_Toc244252660" w:history="1">
             <w:r>
               <w:rPr>
                 <w:rStyle w:val="Hyperlink"/>
@@ -4588,7 +4501,7 @@
               <w:rPr>
                 <w:noProof/>
               </w:rPr>
-              <w:instrText xml:space="preserve"> PAGEREF _Toc244181002 \h </w:instrText>
+              <w:instrText xml:space="preserve"> PAGEREF _Toc244252660 \h </w:instrText>
             </w:r>
             <w:r>
               <w:rPr>
@@ -4630,7 +4543,7 @@
               <w14:ligatures w14:val="standardContextual"/>
             </w:rPr>
           </w:pPr>
-          <w:hyperlink w:anchor="_Toc244181003" w:history="1">
+          <w:hyperlink w:anchor="_Toc244252661" w:history="1">
             <w:r>
               <w:rPr>
                 <w:rStyle w:val="Hyperlink"/>
@@ -4654,7 +4567,7 @@
               <w:rPr>
                 <w:noProof/>
               </w:rPr>
-              <w:instrText xml:space="preserve"> PAGEREF _Toc244181003 \h </w:instrText>
+              <w:instrText xml:space="preserve"> PAGEREF _Toc244252661 \h </w:instrText>
             </w:r>
             <w:r>
               <w:rPr>
@@ -4696,7 +4609,7 @@
               <w14:ligatures w14:val="standardContextual"/>
             </w:rPr>
           </w:pPr>
-          <w:hyperlink w:anchor="_Toc244181004" w:history="1">
+          <w:hyperlink w:anchor="_Toc244252662" w:history="1">
             <w:r>
               <w:rPr>
                 <w:rStyle w:val="Hyperlink"/>
@@ -4720,7 +4633,7 @@
               <w:rPr>
                 <w:noProof/>
               </w:rPr>
-              <w:instrText xml:space="preserve"> PAGEREF _Toc244181004 \h </w:instrText>
+              <w:instrText xml:space="preserve"> PAGEREF _Toc244252662 \h </w:instrText>
             </w:r>
             <w:r>
               <w:rPr>
@@ -4762,7 +4675,7 @@
               <w14:ligatures w14:val="standardContextual"/>
             </w:rPr>
           </w:pPr>
-          <w:hyperlink w:anchor="_Toc244181005" w:history="1">
+          <w:hyperlink w:anchor="_Toc244252663" w:history="1">
             <w:r>
               <w:rPr>
                 <w:rStyle w:val="Hyperlink"/>
@@ -4786,7 +4699,7 @@
               <w:rPr>
                 <w:noProof/>
               </w:rPr>
-              <w:instrText xml:space="preserve"> PAGEREF _Toc244181005 \h </w:instrText>
+              <w:instrText xml:space="preserve"> PAGEREF _Toc244252663 \h </w:instrText>
             </w:r>
             <w:r>
               <w:rPr>
@@ -4828,7 +4741,7 @@
               <w14:ligatures w14:val="standardContextual"/>
             </w:rPr>
           </w:pPr>
-          <w:hyperlink w:anchor="_Toc244181006" w:history="1">
+          <w:hyperlink w:anchor="_Toc244252664" w:history="1">
             <w:r>
               <w:rPr>
                 <w:rStyle w:val="Hyperlink"/>
@@ -4852,7 +4765,7 @@
               <w:rPr>
                 <w:noProof/>
               </w:rPr>
-              <w:instrText xml:space="preserve"> PAGEREF _Toc244181006 \h </w:instrText>
+              <w:instrText xml:space="preserve"> PAGEREF _Toc244252664 \h </w:instrText>
             </w:r>
             <w:r>
               <w:rPr>
@@ -4894,7 +4807,7 @@
               <w14:ligatures w14:val="standardContextual"/>
             </w:rPr>
           </w:pPr>
-          <w:hyperlink w:anchor="_Toc244181007" w:history="1">
+          <w:hyperlink w:anchor="_Toc244252665" w:history="1">
             <w:r>
               <w:rPr>
                 <w:rStyle w:val="Hyperlink"/>
@@ -4918,7 +4831,7 @@
               <w:rPr>
                 <w:noProof/>
               </w:rPr>
-              <w:instrText xml:space="preserve"> PAGEREF _Toc244181007 \h </w:instrText>
+              <w:instrText xml:space="preserve"> PAGEREF _Toc244252665 \h </w:instrText>
             </w:r>
             <w:r>
               <w:rPr>
@@ -4960,7 +4873,7 @@
               <w14:ligatures w14:val="standardContextual"/>
             </w:rPr>
           </w:pPr>
-          <w:hyperlink w:anchor="_Toc244181008" w:history="1">
+          <w:hyperlink w:anchor="_Toc244252666" w:history="1">
             <w:r>
               <w:rPr>
                 <w:rStyle w:val="Hyperlink"/>
@@ -4984,7 +4897,7 @@
               <w:rPr>
                 <w:noProof/>
               </w:rPr>
-              <w:instrText xml:space="preserve"> PAGEREF _Toc244181008 \h </w:instrText>
+              <w:instrText xml:space="preserve"> PAGEREF _Toc244252666 \h </w:instrText>
             </w:r>
             <w:r>
               <w:rPr>
@@ -5026,7 +4939,7 @@
               <w14:ligatures w14:val="standardContextual"/>
             </w:rPr>
           </w:pPr>
-          <w:hyperlink w:anchor="_Toc244181009" w:history="1">
+          <w:hyperlink w:anchor="_Toc244252667" w:history="1">
             <w:r>
               <w:rPr>
                 <w:rStyle w:val="Hyperlink"/>
@@ -5050,7 +4963,7 @@
               <w:rPr>
                 <w:noProof/>
               </w:rPr>
-              <w:instrText xml:space="preserve"> PAGEREF _Toc244181009 \h </w:instrText>
+              <w:instrText xml:space="preserve"> PAGEREF _Toc244252667 \h </w:instrText>
             </w:r>
             <w:r>
               <w:rPr>
@@ -5092,7 +5005,7 @@
               <w14:ligatures w14:val="standardContextual"/>
             </w:rPr>
           </w:pPr>
-          <w:hyperlink w:anchor="_Toc244181010" w:history="1">
+          <w:hyperlink w:anchor="_Toc244252668" w:history="1">
             <w:r>
               <w:rPr>
                 <w:rStyle w:val="Hyperlink"/>
@@ -5116,7 +5029,7 @@
               <w:rPr>
                 <w:noProof/>
               </w:rPr>
-              <w:instrText xml:space="preserve"> PAGEREF _Toc244181010 \h </w:instrText>
+              <w:instrText xml:space="preserve"> PAGEREF _Toc244252668 \h </w:instrText>
             </w:r>
             <w:r>
               <w:rPr>
@@ -5158,7 +5071,7 @@
               <w14:ligatures w14:val="standardContextual"/>
             </w:rPr>
           </w:pPr>
-          <w:hyperlink w:anchor="_Toc244181011" w:history="1">
+          <w:hyperlink w:anchor="_Toc244252669" w:history="1">
             <w:r>
               <w:rPr>
                 <w:rStyle w:val="Hyperlink"/>
@@ -5182,7 +5095,7 @@
               <w:rPr>
                 <w:noProof/>
               </w:rPr>
-              <w:instrText xml:space="preserve"> PAGEREF _Toc244181011 \h </w:instrText>
+              <w:instrText xml:space="preserve"> PAGEREF _Toc244252669 \h </w:instrText>
             </w:r>
             <w:r>
               <w:rPr>
@@ -5224,7 +5137,7 @@
               <w14:ligatures w14:val="standardContextual"/>
             </w:rPr>
           </w:pPr>
-          <w:hyperlink w:anchor="_Toc244181012" w:history="1">
+          <w:hyperlink w:anchor="_Toc244252670" w:history="1">
             <w:r>
               <w:rPr>
                 <w:rStyle w:val="Hyperlink"/>
@@ -5248,7 +5161,7 @@
               <w:rPr>
                 <w:noProof/>
               </w:rPr>
-              <w:instrText xml:space="preserve"> PAGEREF _Toc244181012 \h </w:instrText>
+              <w:instrText xml:space="preserve"> PAGEREF _Toc244252670 \h </w:instrText>
             </w:r>
             <w:r>
               <w:rPr>
@@ -5290,7 +5203,7 @@
               <w14:ligatures w14:val="standardContextual"/>
             </w:rPr>
           </w:pPr>
-          <w:hyperlink w:anchor="_Toc244181013" w:history="1">
+          <w:hyperlink w:anchor="_Toc244252671" w:history="1">
             <w:r>
               <w:rPr>
                 <w:rStyle w:val="Hyperlink"/>
@@ -5314,7 +5227,7 @@
               <w:rPr>
                 <w:noProof/>
               </w:rPr>
-              <w:instrText xml:space="preserve"> PAGEREF _Toc244181013 \h </w:instrText>
+              <w:instrText xml:space="preserve"> PAGEREF _Toc244252671 \h </w:instrText>
             </w:r>
             <w:r>
               <w:rPr>
@@ -5356,7 +5269,7 @@
               <w14:ligatures w14:val="standardContextual"/>
             </w:rPr>
           </w:pPr>
-          <w:hyperlink w:anchor="_Toc244181014" w:history="1">
+          <w:hyperlink w:anchor="_Toc244252672" w:history="1">
             <w:r>
               <w:rPr>
                 <w:rStyle w:val="Hyperlink"/>
@@ -5380,7 +5293,7 @@
               <w:rPr>
                 <w:noProof/>
               </w:rPr>
-              <w:instrText xml:space="preserve"> PAGEREF _Toc244181014 \h </w:instrText>
+              <w:instrText xml:space="preserve"> PAGEREF _Toc244252672 \h </w:instrText>
             </w:r>
             <w:r>
               <w:rPr>
@@ -5422,7 +5335,7 @@
               <w14:ligatures w14:val="standardContextual"/>
             </w:rPr>
           </w:pPr>
-          <w:hyperlink w:anchor="_Toc244181015" w:history="1">
+          <w:hyperlink w:anchor="_Toc244252673" w:history="1">
             <w:r>
               <w:rPr>
                 <w:rStyle w:val="Hyperlink"/>
@@ -5446,7 +5359,7 @@
               <w:rPr>
                 <w:noProof/>
               </w:rPr>
-              <w:instrText xml:space="preserve"> PAGEREF _Toc244181015 \h </w:instrText>
+              <w:instrText xml:space="preserve"> PAGEREF _Toc244252673 \h </w:instrText>
             </w:r>
             <w:r>
               <w:rPr>
@@ -5488,7 +5401,7 @@
               <w14:ligatures w14:val="standardContextual"/>
             </w:rPr>
           </w:pPr>
-          <w:hyperlink w:anchor="_Toc244181016" w:history="1">
+          <w:hyperlink w:anchor="_Toc244252674" w:history="1">
             <w:r>
               <w:rPr>
                 <w:rStyle w:val="Hyperlink"/>
@@ -5512,7 +5425,7 @@
               <w:rPr>
                 <w:noProof/>
               </w:rPr>
-              <w:instrText xml:space="preserve"> PAGEREF _Toc244181016 \h </w:instrText>
+              <w:instrText xml:space="preserve"> PAGEREF _Toc244252674 \h </w:instrText>
             </w:r>
             <w:r>
               <w:rPr>
@@ -5554,7 +5467,7 @@
               <w14:ligatures w14:val="standardContextual"/>
             </w:rPr>
           </w:pPr>
-          <w:hyperlink w:anchor="_Toc244181017" w:history="1">
+          <w:hyperlink w:anchor="_Toc244252675" w:history="1">
             <w:r>
               <w:rPr>
                 <w:rStyle w:val="Hyperlink"/>
@@ -5578,7 +5491,7 @@
               <w:rPr>
                 <w:noProof/>
               </w:rPr>
-              <w:instrText xml:space="preserve"> PAGEREF _Toc244181017 \h </w:instrText>
+              <w:instrText xml:space="preserve"> PAGEREF _Toc244252675 \h </w:instrText>
             </w:r>
             <w:r>
               <w:rPr>
@@ -5620,7 +5533,7 @@
               <w14:ligatures w14:val="standardContextual"/>
             </w:rPr>
           </w:pPr>
-          <w:hyperlink w:anchor="_Toc244181018" w:history="1">
+          <w:hyperlink w:anchor="_Toc244252676" w:history="1">
             <w:r>
               <w:rPr>
                 <w:rStyle w:val="Hyperlink"/>
@@ -5644,7 +5557,7 @@
               <w:rPr>
                 <w:noProof/>
               </w:rPr>
-              <w:instrText xml:space="preserve"> PAGEREF _Toc244181018 \h </w:instrText>
+              <w:instrText xml:space="preserve"> PAGEREF _Toc244252676 \h </w:instrText>
             </w:r>
             <w:r>
               <w:rPr>
@@ -5686,7 +5599,7 @@
               <w14:ligatures w14:val="standardContextual"/>
             </w:rPr>
           </w:pPr>
-          <w:hyperlink w:anchor="_Toc244181019" w:history="1">
+          <w:hyperlink w:anchor="_Toc244252677" w:history="1">
             <w:r>
               <w:rPr>
                 <w:rStyle w:val="Hyperlink"/>
@@ -5710,7 +5623,7 @@
               <w:rPr>
                 <w:noProof/>
               </w:rPr>
-              <w:instrText xml:space="preserve"> PAGEREF _Toc244181019 \h </w:instrText>
+              <w:instrText xml:space="preserve"> PAGEREF _Toc244252677 \h </w:instrText>
             </w:r>
             <w:r>
               <w:rPr>
@@ -5752,7 +5665,7 @@
               <w14:ligatures w14:val="standardContextual"/>
             </w:rPr>
           </w:pPr>
-          <w:hyperlink w:anchor="_Toc244181020" w:history="1">
+          <w:hyperlink w:anchor="_Toc244252678" w:history="1">
             <w:r>
               <w:rPr>
                 <w:rStyle w:val="Hyperlink"/>
@@ -5776,7 +5689,7 @@
               <w:rPr>
                 <w:noProof/>
               </w:rPr>
-              <w:instrText xml:space="preserve"> PAGEREF _Toc244181020 \h </w:instrText>
+              <w:instrText xml:space="preserve"> PAGEREF _Toc244252678 \h </w:instrText>
             </w:r>
             <w:r>
               <w:rPr>
@@ -5818,7 +5731,7 @@
               <w14:ligatures w14:val="standardContextual"/>
             </w:rPr>
           </w:pPr>
-          <w:hyperlink w:anchor="_Toc244181021" w:history="1">
+          <w:hyperlink w:anchor="_Toc244252679" w:history="1">
             <w:r>
               <w:rPr>
                 <w:rStyle w:val="Hyperlink"/>
@@ -5842,7 +5755,7 @@
               <w:rPr>
                 <w:noProof/>
               </w:rPr>
-              <w:instrText xml:space="preserve"> PAGEREF _Toc244181021 \h </w:instrText>
+              <w:instrText xml:space="preserve"> PAGEREF _Toc244252679 \h </w:instrText>
             </w:r>
             <w:r>
               <w:rPr>
@@ -5884,7 +5797,7 @@
               <w14:ligatures w14:val="standardContextual"/>
             </w:rPr>
           </w:pPr>
-          <w:hyperlink w:anchor="_Toc244181022" w:history="1">
+          <w:hyperlink w:anchor="_Toc244252680" w:history="1">
             <w:r>
               <w:rPr>
                 <w:rStyle w:val="Hyperlink"/>
@@ -5908,7 +5821,7 @@
               <w:rPr>
                 <w:noProof/>
               </w:rPr>
-              <w:instrText xml:space="preserve"> PAGEREF _Toc244181022 \h </w:instrText>
+              <w:instrText xml:space="preserve"> PAGEREF _Toc244252680 \h </w:instrText>
             </w:r>
             <w:r>
               <w:rPr>
@@ -5950,7 +5863,7 @@
               <w14:ligatures w14:val="standardContextual"/>
             </w:rPr>
           </w:pPr>
-          <w:hyperlink w:anchor="_Toc244181023" w:history="1">
+          <w:hyperlink w:anchor="_Toc244252681" w:history="1">
             <w:r>
               <w:rPr>
                 <w:rStyle w:val="Hyperlink"/>
@@ -5974,7 +5887,7 @@
               <w:rPr>
                 <w:noProof/>
               </w:rPr>
-              <w:instrText xml:space="preserve"> PAGEREF _Toc244181023 \h </w:instrText>
+              <w:instrText xml:space="preserve"> PAGEREF _Toc244252681 \h </w:instrText>
             </w:r>
             <w:r>
               <w:rPr>
@@ -6016,7 +5929,7 @@
               <w14:ligatures w14:val="standardContextual"/>
             </w:rPr>
           </w:pPr>
-          <w:hyperlink w:anchor="_Toc244181024" w:history="1">
+          <w:hyperlink w:anchor="_Toc244252682" w:history="1">
             <w:r>
               <w:rPr>
                 <w:rStyle w:val="Hyperlink"/>
@@ -6040,7 +5953,7 @@
               <w:rPr>
                 <w:noProof/>
               </w:rPr>
-              <w:instrText xml:space="preserve"> PAGEREF _Toc244181024 \h </w:instrText>
+              <w:instrText xml:space="preserve"> PAGEREF _Toc244252682 \h </w:instrText>
             </w:r>
             <w:r>
               <w:rPr>
@@ -6082,7 +5995,7 @@
               <w14:ligatures w14:val="standardContextual"/>
             </w:rPr>
           </w:pPr>
-          <w:hyperlink w:anchor="_Toc244181025" w:history="1">
+          <w:hyperlink w:anchor="_Toc244252683" w:history="1">
             <w:r>
               <w:rPr>
                 <w:rStyle w:val="Hyperlink"/>
@@ -6106,7 +6019,7 @@
               <w:rPr>
                 <w:noProof/>
               </w:rPr>
-              <w:instrText xml:space="preserve"> PAGEREF _Toc244181025 \h </w:instrText>
+              <w:instrText xml:space="preserve"> PAGEREF _Toc244252683 \h </w:instrText>
             </w:r>
             <w:r>
               <w:rPr>
@@ -6148,7 +6061,7 @@
               <w14:ligatures w14:val="standardContextual"/>
             </w:rPr>
           </w:pPr>
-          <w:hyperlink w:anchor="_Toc244181026" w:history="1">
+          <w:hyperlink w:anchor="_Toc244252684" w:history="1">
             <w:r>
               <w:rPr>
                 <w:rStyle w:val="Hyperlink"/>
@@ -6172,7 +6085,7 @@
               <w:rPr>
                 <w:noProof/>
               </w:rPr>
-              <w:instrText xml:space="preserve"> PAGEREF _Toc244181026 \h </w:instrText>
+              <w:instrText xml:space="preserve"> PAGEREF _Toc244252684 \h </w:instrText>
             </w:r>
             <w:r>
               <w:rPr>
@@ -6214,7 +6127,7 @@
               <w14:ligatures w14:val="standardContextual"/>
             </w:rPr>
           </w:pPr>
-          <w:hyperlink w:anchor="_Toc244181027" w:history="1">
+          <w:hyperlink w:anchor="_Toc244252685" w:history="1">
             <w:r>
               <w:rPr>
                 <w:rStyle w:val="Hyperlink"/>
@@ -6238,7 +6151,7 @@
               <w:rPr>
                 <w:noProof/>
               </w:rPr>
-              <w:instrText xml:space="preserve"> PAGEREF _Toc244181027 \h </w:instrText>
+              <w:instrText xml:space="preserve"> PAGEREF _Toc244252685 \h </w:instrText>
             </w:r>
             <w:r>
               <w:rPr>
@@ -6280,7 +6193,7 @@
               <w14:ligatures w14:val="standardContextual"/>
             </w:rPr>
           </w:pPr>
-          <w:hyperlink w:anchor="_Toc244181028" w:history="1">
+          <w:hyperlink w:anchor="_Toc244252686" w:history="1">
             <w:r>
               <w:rPr>
                 <w:rStyle w:val="Hyperlink"/>
@@ -6304,7 +6217,7 @@
               <w:rPr>
                 <w:noProof/>
               </w:rPr>
-              <w:instrText xml:space="preserve"> PAGEREF _Toc244181028 \h </w:instrText>
+              <w:instrText xml:space="preserve"> PAGEREF _Toc244252686 \h </w:instrText>
             </w:r>
             <w:r>
               <w:rPr>
@@ -6346,7 +6259,7 @@
               <w14:ligatures w14:val="standardContextual"/>
             </w:rPr>
           </w:pPr>
-          <w:hyperlink w:anchor="_Toc244181029" w:history="1">
+          <w:hyperlink w:anchor="_Toc244252687" w:history="1">
             <w:r>
               <w:rPr>
                 <w:rStyle w:val="Hyperlink"/>
@@ -6370,7 +6283,7 @@
               <w:rPr>
                 <w:noProof/>
               </w:rPr>
-              <w:instrText xml:space="preserve"> PAGEREF _Toc244181029 \h </w:instrText>
+              <w:instrText xml:space="preserve"> PAGEREF _Toc244252687 \h </w:instrText>
             </w:r>
             <w:r>
               <w:rPr>
@@ -6412,7 +6325,7 @@
               <w14:ligatures w14:val="standardContextual"/>
             </w:rPr>
           </w:pPr>
-          <w:hyperlink w:anchor="_Toc244181030" w:history="1">
+          <w:hyperlink w:anchor="_Toc244252688" w:history="1">
             <w:r>
               <w:rPr>
                 <w:rStyle w:val="Hyperlink"/>
@@ -6436,7 +6349,7 @@
               <w:rPr>
                 <w:noProof/>
               </w:rPr>
-              <w:instrText xml:space="preserve"> PAGEREF _Toc244181030 \h </w:instrText>
+              <w:instrText xml:space="preserve"> PAGEREF _Toc244252688 \h </w:instrText>
             </w:r>
             <w:r>
               <w:rPr>
@@ -6478,7 +6391,7 @@
               <w14:ligatures w14:val="standardContextual"/>
             </w:rPr>
           </w:pPr>
-          <w:hyperlink w:anchor="_Toc244181031" w:history="1">
+          <w:hyperlink w:anchor="_Toc244252689" w:history="1">
             <w:r>
               <w:rPr>
                 <w:rStyle w:val="Hyperlink"/>
@@ -6502,7 +6415,7 @@
               <w:rPr>
                 <w:noProof/>
               </w:rPr>
-              <w:instrText xml:space="preserve"> PAGEREF _Toc244181031 \h </w:instrText>
+              <w:instrText xml:space="preserve"> PAGEREF _Toc244252689 \h </w:instrText>
             </w:r>
             <w:r>
               <w:rPr>
@@ -6544,7 +6457,7 @@
               <w14:ligatures w14:val="standardContextual"/>
             </w:rPr>
           </w:pPr>
-          <w:hyperlink w:anchor="_Toc244181032" w:history="1">
+          <w:hyperlink w:anchor="_Toc244252690" w:history="1">
             <w:r>
               <w:rPr>
                 <w:rStyle w:val="Hyperlink"/>
@@ -6568,7 +6481,7 @@
               <w:rPr>
                 <w:noProof/>
               </w:rPr>
-              <w:instrText xml:space="preserve"> PAGEREF _Toc244181032 \h </w:instrText>
+              <w:instrText xml:space="preserve"> PAGEREF _Toc244252690 \h </w:instrText>
             </w:r>
             <w:r>
               <w:rPr>
@@ -6610,7 +6523,7 @@
               <w14:ligatures w14:val="standardContextual"/>
             </w:rPr>
           </w:pPr>
-          <w:hyperlink w:anchor="_Toc244181033" w:history="1">
+          <w:hyperlink w:anchor="_Toc244252691" w:history="1">
             <w:r>
               <w:rPr>
                 <w:rStyle w:val="Hyperlink"/>
@@ -6634,7 +6547,7 @@
               <w:rPr>
                 <w:noProof/>
               </w:rPr>
-              <w:instrText xml:space="preserve"> PAGEREF _Toc244181033 \h </w:instrText>
+              <w:instrText xml:space="preserve"> PAGEREF _Toc244252691 \h </w:instrText>
             </w:r>
             <w:r>
               <w:rPr>
@@ -6676,7 +6589,7 @@
               <w14:ligatures w14:val="standardContextual"/>
             </w:rPr>
           </w:pPr>
-          <w:hyperlink w:anchor="_Toc244181034" w:history="1">
+          <w:hyperlink w:anchor="_Toc244252692" w:history="1">
             <w:r>
               <w:rPr>
                 <w:rStyle w:val="Hyperlink"/>
@@ -6700,7 +6613,7 @@
               <w:rPr>
                 <w:noProof/>
               </w:rPr>
-              <w:instrText xml:space="preserve"> PAGEREF _Toc244181034 \h </w:instrText>
+              <w:instrText xml:space="preserve"> PAGEREF _Toc244252692 \h </w:instrText>
             </w:r>
             <w:r>
               <w:rPr>
@@ -6742,7 +6655,7 @@
               <w14:ligatures w14:val="standardContextual"/>
             </w:rPr>
           </w:pPr>
-          <w:hyperlink w:anchor="_Toc244181035" w:history="1">
+          <w:hyperlink w:anchor="_Toc244252693" w:history="1">
             <w:r>
               <w:rPr>
                 <w:rStyle w:val="Hyperlink"/>
@@ -6766,7 +6679,7 @@
               <w:rPr>
                 <w:noProof/>
               </w:rPr>
-              <w:instrText xml:space="preserve"> PAGEREF _Toc244181035 \h </w:instrText>
+              <w:instrText xml:space="preserve"> PAGEREF _Toc244252693 \h </w:instrText>
             </w:r>
             <w:r>
               <w:rPr>
@@ -6808,7 +6721,7 @@
               <w14:ligatures w14:val="standardContextual"/>
             </w:rPr>
           </w:pPr>
-          <w:hyperlink w:anchor="_Toc244181036" w:history="1">
+          <w:hyperlink w:anchor="_Toc244252694" w:history="1">
             <w:r>
               <w:rPr>
                 <w:rStyle w:val="Hyperlink"/>
@@ -6832,7 +6745,7 @@
               <w:rPr>
                 <w:noProof/>
               </w:rPr>
-              <w:instrText xml:space="preserve"> PAGEREF _Toc244181036 \h </w:instrText>
+              <w:instrText xml:space="preserve"> PAGEREF _Toc244252694 \h </w:instrText>
             </w:r>
             <w:r>
               <w:rPr>
@@ -6874,7 +6787,7 @@
               <w14:ligatures w14:val="standardContextual"/>
             </w:rPr>
           </w:pPr>
-          <w:hyperlink w:anchor="_Toc244181037" w:history="1">
+          <w:hyperlink w:anchor="_Toc244252695" w:history="1">
             <w:r>
               <w:rPr>
                 <w:rStyle w:val="Hyperlink"/>
@@ -6898,7 +6811,7 @@
               <w:rPr>
                 <w:noProof/>
               </w:rPr>
-              <w:instrText xml:space="preserve"> PAGEREF _Toc244181037 \h </w:instrText>
+              <w:instrText xml:space="preserve"> PAGEREF _Toc244252695 \h </w:instrText>
             </w:r>
             <w:r>
               <w:rPr>
@@ -6940,7 +6853,7 @@
               <w14:ligatures w14:val="standardContextual"/>
             </w:rPr>
           </w:pPr>
-          <w:hyperlink w:anchor="_Toc244181038" w:history="1">
+          <w:hyperlink w:anchor="_Toc244252696" w:history="1">
             <w:r>
               <w:rPr>
                 <w:rStyle w:val="Hyperlink"/>
@@ -6964,7 +6877,7 @@
               <w:rPr>
                 <w:noProof/>
               </w:rPr>
-              <w:instrText xml:space="preserve"> PAGEREF _Toc244181038 \h </w:instrText>
+              <w:instrText xml:space="preserve"> PAGEREF _Toc244252696 \h </w:instrText>
             </w:r>
             <w:r>
               <w:rPr>
@@ -7006,7 +6919,7 @@
               <w14:ligatures w14:val="standardContextual"/>
             </w:rPr>
           </w:pPr>
-          <w:hyperlink w:anchor="_Toc244181039" w:history="1">
+          <w:hyperlink w:anchor="_Toc244252697" w:history="1">
             <w:r>
               <w:rPr>
                 <w:rStyle w:val="Hyperlink"/>
@@ -7030,7 +6943,7 @@
               <w:rPr>
                 <w:noProof/>
               </w:rPr>
-              <w:instrText xml:space="preserve"> PAGEREF _Toc244181039 \h </w:instrText>
+              <w:instrText xml:space="preserve"> PAGEREF _Toc244252697 \h </w:instrText>
             </w:r>
             <w:r>
               <w:rPr>
@@ -7072,7 +6985,7 @@
               <w14:ligatures w14:val="standardContextual"/>
             </w:rPr>
           </w:pPr>
-          <w:hyperlink w:anchor="_Toc244181040" w:history="1">
+          <w:hyperlink w:anchor="_Toc244252698" w:history="1">
             <w:r>
               <w:rPr>
                 <w:rStyle w:val="Hyperlink"/>
@@ -7096,7 +7009,7 @@
               <w:rPr>
                 <w:noProof/>
               </w:rPr>
-              <w:instrText xml:space="preserve"> PAGEREF _Toc244181040 \h </w:instrText>
+              <w:instrText xml:space="preserve"> PAGEREF _Toc244252698 \h </w:instrText>
             </w:r>
             <w:r>
               <w:rPr>
@@ -7138,7 +7051,7 @@
               <w14:ligatures w14:val="standardContextual"/>
             </w:rPr>
           </w:pPr>
-          <w:hyperlink w:anchor="_Toc244181041" w:history="1">
+          <w:hyperlink w:anchor="_Toc244252699" w:history="1">
             <w:r>
               <w:rPr>
                 <w:rStyle w:val="Hyperlink"/>
@@ -7162,7 +7075,7 @@
               <w:rPr>
                 <w:noProof/>
               </w:rPr>
-              <w:instrText xml:space="preserve"> PAGEREF _Toc244181041 \h </w:instrText>
+              <w:instrText xml:space="preserve"> PAGEREF _Toc244252699 \h </w:instrText>
             </w:r>
             <w:r>
               <w:rPr>
@@ -7204,7 +7117,7 @@
               <w14:ligatures w14:val="standardContextual"/>
             </w:rPr>
           </w:pPr>
-          <w:hyperlink w:anchor="_Toc244181042" w:history="1">
+          <w:hyperlink w:anchor="_Toc244252700" w:history="1">
             <w:r>
               <w:rPr>
                 <w:rStyle w:val="Hyperlink"/>
@@ -7228,7 +7141,7 @@
               <w:rPr>
                 <w:noProof/>
               </w:rPr>
-              <w:instrText xml:space="preserve"> PAGEREF _Toc244181042 \h </w:instrText>
+              <w:instrText xml:space="preserve"> PAGEREF _Toc244252700 \h </w:instrText>
             </w:r>
             <w:r>
               <w:rPr>
@@ -7270,7 +7183,7 @@
               <w14:ligatures w14:val="standardContextual"/>
             </w:rPr>
           </w:pPr>
-          <w:hyperlink w:anchor="_Toc244181043" w:history="1">
+          <w:hyperlink w:anchor="_Toc244252701" w:history="1">
             <w:r>
               <w:rPr>
                 <w:rStyle w:val="Hyperlink"/>
@@ -7294,7 +7207,7 @@
               <w:rPr>
                 <w:noProof/>
               </w:rPr>
-              <w:instrText xml:space="preserve"> PAGEREF _Toc244181043 \h </w:instrText>
+              <w:instrText xml:space="preserve"> PAGEREF _Toc244252701 \h </w:instrText>
             </w:r>
             <w:r>
               <w:rPr>
@@ -7336,7 +7249,7 @@
               <w14:ligatures w14:val="standardContextual"/>
             </w:rPr>
           </w:pPr>
-          <w:hyperlink w:anchor="_Toc244181044" w:history="1">
+          <w:hyperlink w:anchor="_Toc244252702" w:history="1">
             <w:r>
               <w:rPr>
                 <w:rStyle w:val="Hyperlink"/>
@@ -7360,7 +7273,7 @@
               <w:rPr>
                 <w:noProof/>
               </w:rPr>
-              <w:instrText xml:space="preserve"> PAGEREF _Toc244181044 \h </w:instrText>
+              <w:instrText xml:space="preserve"> PAGEREF _Toc244252702 \h </w:instrText>
             </w:r>
             <w:r>
               <w:rPr>
@@ -7402,7 +7315,7 @@
               <w14:ligatures w14:val="standardContextual"/>
             </w:rPr>
           </w:pPr>
-          <w:hyperlink w:anchor="_Toc244181045" w:history="1">
+          <w:hyperlink w:anchor="_Toc244252703" w:history="1">
             <w:r>
               <w:rPr>
                 <w:rStyle w:val="Hyperlink"/>
@@ -7426,7 +7339,7 @@
               <w:rPr>
                 <w:noProof/>
               </w:rPr>
-              <w:instrText xml:space="preserve"> PAGEREF _Toc244181045 \h </w:instrText>
+              <w:instrText xml:space="preserve"> PAGEREF _Toc244252703 \h </w:instrText>
             </w:r>
             <w:r>
               <w:rPr>
@@ -7468,7 +7381,7 @@
               <w14:ligatures w14:val="standardContextual"/>
             </w:rPr>
           </w:pPr>
-          <w:hyperlink w:anchor="_Toc244181046" w:history="1">
+          <w:hyperlink w:anchor="_Toc244252704" w:history="1">
             <w:r>
               <w:rPr>
                 <w:rStyle w:val="Hyperlink"/>
@@ -7492,7 +7405,7 @@
               <w:rPr>
                 <w:noProof/>
               </w:rPr>
-              <w:instrText xml:space="preserve"> PAGEREF _Toc244181046 \h </w:instrText>
+              <w:instrText xml:space="preserve"> PAGEREF _Toc244252704 \h </w:instrText>
             </w:r>
             <w:r>
               <w:rPr>
@@ -7534,7 +7447,7 @@
               <w14:ligatures w14:val="standardContextual"/>
             </w:rPr>
           </w:pPr>
-          <w:hyperlink w:anchor="_Toc244181047" w:history="1">
+          <w:hyperlink w:anchor="_Toc244252705" w:history="1">
             <w:r>
               <w:rPr>
                 <w:rStyle w:val="Hyperlink"/>
@@ -7558,7 +7471,7 @@
               <w:rPr>
                 <w:noProof/>
               </w:rPr>
-              <w:instrText xml:space="preserve"> PAGEREF _Toc244181047 \h </w:instrText>
+              <w:instrText xml:space="preserve"> PAGEREF _Toc244252705 \h </w:instrText>
             </w:r>
             <w:r>
               <w:rPr>
@@ -7600,7 +7513,7 @@
               <w14:ligatures w14:val="standardContextual"/>
             </w:rPr>
           </w:pPr>
-          <w:hyperlink w:anchor="_Toc244181048" w:history="1">
+          <w:hyperlink w:anchor="_Toc244252706" w:history="1">
             <w:r>
               <w:rPr>
                 <w:rStyle w:val="Hyperlink"/>
@@ -7624,7 +7537,7 @@
               <w:rPr>
                 <w:noProof/>
               </w:rPr>
-              <w:instrText xml:space="preserve"> PAGEREF _Toc244181048 \h </w:instrText>
+              <w:instrText xml:space="preserve"> PAGEREF _Toc244252706 \h </w:instrText>
             </w:r>
             <w:r>
               <w:rPr>
@@ -7666,7 +7579,7 @@
               <w14:ligatures w14:val="standardContextual"/>
             </w:rPr>
           </w:pPr>
-          <w:hyperlink w:anchor="_Toc244181049" w:history="1">
+          <w:hyperlink w:anchor="_Toc244252707" w:history="1">
             <w:r>
               <w:rPr>
                 <w:rStyle w:val="Hyperlink"/>
@@ -7690,7 +7603,7 @@
               <w:rPr>
                 <w:noProof/>
               </w:rPr>
-              <w:instrText xml:space="preserve"> PAGEREF _Toc244181049 \h </w:instrText>
+              <w:instrText xml:space="preserve"> PAGEREF _Toc244252707 \h </w:instrText>
             </w:r>
             <w:r>
               <w:rPr>
@@ -7732,7 +7645,7 @@
               <w14:ligatures w14:val="standardContextual"/>
             </w:rPr>
           </w:pPr>
-          <w:hyperlink w:anchor="_Toc244181050" w:history="1">
+          <w:hyperlink w:anchor="_Toc244252708" w:history="1">
             <w:r>
               <w:rPr>
                 <w:rStyle w:val="Hyperlink"/>
@@ -7756,7 +7669,7 @@
               <w:rPr>
                 <w:noProof/>
               </w:rPr>
-              <w:instrText xml:space="preserve"> PAGEREF _Toc244181050 \h </w:instrText>
+              <w:instrText xml:space="preserve"> PAGEREF _Toc244252708 \h </w:instrText>
             </w:r>
             <w:r>
               <w:rPr>
@@ -7798,7 +7711,7 @@
               <w14:ligatures w14:val="standardContextual"/>
             </w:rPr>
           </w:pPr>
-          <w:hyperlink w:anchor="_Toc244181051" w:history="1">
+          <w:hyperlink w:anchor="_Toc244252709" w:history="1">
             <w:r>
               <w:rPr>
                 <w:rStyle w:val="Hyperlink"/>
@@ -7822,7 +7735,7 @@
               <w:rPr>
                 <w:noProof/>
               </w:rPr>
-              <w:instrText xml:space="preserve"> PAGEREF _Toc244181051 \h </w:instrText>
+              <w:instrText xml:space="preserve"> PAGEREF _Toc244252709 \h </w:instrText>
             </w:r>
             <w:r>
               <w:rPr>
@@ -7864,7 +7777,7 @@
               <w14:ligatures w14:val="standardContextual"/>
             </w:rPr>
           </w:pPr>
-          <w:hyperlink w:anchor="_Toc244181052" w:history="1">
+          <w:hyperlink w:anchor="_Toc244252710" w:history="1">
             <w:r>
               <w:rPr>
                 <w:rStyle w:val="Hyperlink"/>
@@ -7888,7 +7801,7 @@
               <w:rPr>
                 <w:noProof/>
               </w:rPr>
-              <w:instrText xml:space="preserve"> PAGEREF _Toc244181052 \h </w:instrText>
+              <w:instrText xml:space="preserve"> PAGEREF _Toc244252710 \h </w:instrText>
             </w:r>
             <w:r>
               <w:rPr>
@@ -7930,7 +7843,7 @@
               <w14:ligatures w14:val="standardContextual"/>
             </w:rPr>
           </w:pPr>
-          <w:hyperlink w:anchor="_Toc244181053" w:history="1">
+          <w:hyperlink w:anchor="_Toc244252711" w:history="1">
             <w:r>
               <w:rPr>
                 <w:rStyle w:val="Hyperlink"/>
@@ -7954,7 +7867,7 @@
               <w:rPr>
                 <w:noProof/>
               </w:rPr>
-              <w:instrText xml:space="preserve"> PAGEREF _Toc244181053 \h </w:instrText>
+              <w:instrText xml:space="preserve"> PAGEREF _Toc244252711 \h </w:instrText>
             </w:r>
             <w:r>
               <w:rPr>
@@ -7996,7 +7909,7 @@
               <w14:ligatures w14:val="standardContextual"/>
             </w:rPr>
           </w:pPr>
-          <w:hyperlink w:anchor="_Toc244181054" w:history="1">
+          <w:hyperlink w:anchor="_Toc244252712" w:history="1">
             <w:r>
               <w:rPr>
                 <w:rStyle w:val="Hyperlink"/>
@@ -8020,7 +7933,7 @@
               <w:rPr>
                 <w:noProof/>
               </w:rPr>
-              <w:instrText xml:space="preserve"> PAGEREF _Toc244181054 \h </w:instrText>
+              <w:instrText xml:space="preserve"> PAGEREF _Toc244252712 \h </w:instrText>
             </w:r>
             <w:r>
               <w:rPr>
@@ -8062,7 +7975,7 @@
               <w14:ligatures w14:val="standardContextual"/>
             </w:rPr>
           </w:pPr>
-          <w:hyperlink w:anchor="_Toc244181055" w:history="1">
+          <w:hyperlink w:anchor="_Toc244252713" w:history="1">
             <w:r>
               <w:rPr>
                 <w:rStyle w:val="Hyperlink"/>
@@ -8086,7 +7999,7 @@
               <w:rPr>
                 <w:noProof/>
               </w:rPr>
-              <w:instrText xml:space="preserve"> PAGEREF _Toc244181055 \h </w:instrText>
+              <w:instrText xml:space="preserve"> PAGEREF _Toc244252713 \h </w:instrText>
             </w:r>
             <w:r>
               <w:rPr>
@@ -8103,7 +8016,7 @@
               <w:rPr>
                 <w:noProof/>
               </w:rPr>
-              <w:t>34</w:t>
+              <w:t>35</w:t>
             </w:r>
             <w:r>
               <w:rPr>
@@ -8128,7 +8041,7 @@
               <w14:ligatures w14:val="standardContextual"/>
             </w:rPr>
           </w:pPr>
-          <w:hyperlink w:anchor="_Toc244181056" w:history="1">
+          <w:hyperlink w:anchor="_Toc244252714" w:history="1">
             <w:r>
               <w:rPr>
                 <w:rStyle w:val="Hyperlink"/>
@@ -8152,7 +8065,7 @@
               <w:rPr>
                 <w:noProof/>
               </w:rPr>
-              <w:instrText xml:space="preserve"> PAGEREF _Toc244181056 \h </w:instrText>
+              <w:instrText xml:space="preserve"> PAGEREF _Toc244252714 \h </w:instrText>
             </w:r>
             <w:r>
               <w:rPr>
@@ -8194,7 +8107,7 @@
               <w14:ligatures w14:val="standardContextual"/>
             </w:rPr>
           </w:pPr>
-          <w:hyperlink w:anchor="_Toc244181057" w:history="1">
+          <w:hyperlink w:anchor="_Toc244252715" w:history="1">
             <w:r>
               <w:rPr>
                 <w:rStyle w:val="Hyperlink"/>
@@ -8218,7 +8131,7 @@
               <w:rPr>
                 <w:noProof/>
               </w:rPr>
-              <w:instrText xml:space="preserve"> PAGEREF _Toc244181057 \h </w:instrText>
+              <w:instrText xml:space="preserve"> PAGEREF _Toc244252715 \h </w:instrText>
             </w:r>
             <w:r>
               <w:rPr>
@@ -8260,7 +8173,7 @@
               <w14:ligatures w14:val="standardContextual"/>
             </w:rPr>
           </w:pPr>
-          <w:hyperlink w:anchor="_Toc244181058" w:history="1">
+          <w:hyperlink w:anchor="_Toc244252716" w:history="1">
             <w:r>
               <w:rPr>
                 <w:rStyle w:val="Hyperlink"/>
@@ -8284,7 +8197,7 @@
               <w:rPr>
                 <w:noProof/>
               </w:rPr>
-              <w:instrText xml:space="preserve"> PAGEREF _Toc244181058 \h </w:instrText>
+              <w:instrText xml:space="preserve"> PAGEREF _Toc244252716 \h </w:instrText>
             </w:r>
             <w:r>
               <w:rPr>
@@ -8326,7 +8239,7 @@
               <w14:ligatures w14:val="standardContextual"/>
             </w:rPr>
           </w:pPr>
-          <w:hyperlink w:anchor="_Toc244181059" w:history="1">
+          <w:hyperlink w:anchor="_Toc244252717" w:history="1">
             <w:r>
               <w:rPr>
                 <w:rStyle w:val="Hyperlink"/>
@@ -8350,7 +8263,7 @@
               <w:rPr>
                 <w:noProof/>
               </w:rPr>
-              <w:instrText xml:space="preserve"> PAGEREF _Toc244181059 \h </w:instrText>
+              <w:instrText xml:space="preserve"> PAGEREF _Toc244252717 \h </w:instrText>
             </w:r>
             <w:r>
               <w:rPr>
@@ -8392,7 +8305,7 @@
               <w14:ligatures w14:val="standardContextual"/>
             </w:rPr>
           </w:pPr>
-          <w:hyperlink w:anchor="_Toc244181060" w:history="1">
+          <w:hyperlink w:anchor="_Toc244252718" w:history="1">
             <w:r>
               <w:rPr>
                 <w:rStyle w:val="Hyperlink"/>
@@ -8416,7 +8329,7 @@
               <w:rPr>
                 <w:noProof/>
               </w:rPr>
-              <w:instrText xml:space="preserve"> PAGEREF _Toc244181060 \h </w:instrText>
+              <w:instrText xml:space="preserve"> PAGEREF _Toc244252718 \h </w:instrText>
             </w:r>
             <w:r>
               <w:rPr>
@@ -8433,7 +8346,7 @@
               <w:rPr>
                 <w:noProof/>
               </w:rPr>
-              <w:t>37</w:t>
+              <w:t>38</w:t>
             </w:r>
             <w:r>
               <w:rPr>
@@ -8458,7 +8371,7 @@
               <w14:ligatures w14:val="standardContextual"/>
             </w:rPr>
           </w:pPr>
-          <w:hyperlink w:anchor="_Toc244181061" w:history="1">
+          <w:hyperlink w:anchor="_Toc244252719" w:history="1">
             <w:r>
               <w:rPr>
                 <w:rStyle w:val="Hyperlink"/>
@@ -8482,7 +8395,7 @@
               <w:rPr>
                 <w:noProof/>
               </w:rPr>
-              <w:instrText xml:space="preserve"> PAGEREF _Toc244181061 \h </w:instrText>
+              <w:instrText xml:space="preserve"> PAGEREF _Toc244252719 \h </w:instrText>
             </w:r>
             <w:r>
               <w:rPr>
@@ -8499,7 +8412,7 @@
               <w:rPr>
                 <w:noProof/>
               </w:rPr>
-              <w:t>38</w:t>
+              <w:t>39</w:t>
             </w:r>
             <w:r>
               <w:rPr>
@@ -8524,7 +8437,7 @@
               <w14:ligatures w14:val="standardContextual"/>
             </w:rPr>
           </w:pPr>
-          <w:hyperlink w:anchor="_Toc244181062" w:history="1">
+          <w:hyperlink w:anchor="_Toc244252720" w:history="1">
             <w:r>
               <w:rPr>
                 <w:rStyle w:val="Hyperlink"/>
@@ -8548,7 +8461,7 @@
               <w:rPr>
                 <w:noProof/>
               </w:rPr>
-              <w:instrText xml:space="preserve"> PAGEREF _Toc244181062 \h </w:instrText>
+              <w:instrText xml:space="preserve"> PAGEREF _Toc244252720 \h </w:instrText>
             </w:r>
             <w:r>
               <w:rPr>
@@ -8565,7 +8478,7 @@
               <w:rPr>
                 <w:noProof/>
               </w:rPr>
-              <w:t>38</w:t>
+              <w:t>39</w:t>
             </w:r>
             <w:r>
               <w:rPr>
@@ -8590,7 +8503,7 @@
               <w14:ligatures w14:val="standardContextual"/>
             </w:rPr>
           </w:pPr>
-          <w:hyperlink w:anchor="_Toc244181063" w:history="1">
+          <w:hyperlink w:anchor="_Toc244252721" w:history="1">
             <w:r>
               <w:rPr>
                 <w:rStyle w:val="Hyperlink"/>
@@ -8614,7 +8527,7 @@
               <w:rPr>
                 <w:noProof/>
               </w:rPr>
-              <w:instrText xml:space="preserve"> PAGEREF _Toc244181063 \h </w:instrText>
+              <w:instrText xml:space="preserve"> PAGEREF _Toc244252721 \h </w:instrText>
             </w:r>
             <w:r>
               <w:rPr>
@@ -8631,7 +8544,7 @@
               <w:rPr>
                 <w:noProof/>
               </w:rPr>
-              <w:t>38</w:t>
+              <w:t>39</w:t>
             </w:r>
             <w:r>
               <w:rPr>
@@ -8656,7 +8569,7 @@
               <w14:ligatures w14:val="standardContextual"/>
             </w:rPr>
           </w:pPr>
-          <w:hyperlink w:anchor="_Toc244181064" w:history="1">
+          <w:hyperlink w:anchor="_Toc244252722" w:history="1">
             <w:r>
               <w:rPr>
                 <w:rStyle w:val="Hyperlink"/>
@@ -8680,7 +8593,7 @@
               <w:rPr>
                 <w:noProof/>
               </w:rPr>
-              <w:instrText xml:space="preserve"> PAGEREF _Toc244181064 \h </w:instrText>
+              <w:instrText xml:space="preserve"> PAGEREF _Toc244252722 \h </w:instrText>
             </w:r>
             <w:r>
               <w:rPr>
@@ -8697,7 +8610,7 @@
               <w:rPr>
                 <w:noProof/>
               </w:rPr>
-              <w:t>38</w:t>
+              <w:t>39</w:t>
             </w:r>
             <w:r>
               <w:rPr>
@@ -8722,7 +8635,7 @@
               <w14:ligatures w14:val="standardContextual"/>
             </w:rPr>
           </w:pPr>
-          <w:hyperlink w:anchor="_Toc244181065" w:history="1">
+          <w:hyperlink w:anchor="_Toc244252723" w:history="1">
             <w:r>
               <w:rPr>
                 <w:rStyle w:val="Hyperlink"/>
@@ -8746,7 +8659,7 @@
               <w:rPr>
                 <w:noProof/>
               </w:rPr>
-              <w:instrText xml:space="preserve"> PAGEREF _Toc244181065 \h </w:instrText>
+              <w:instrText xml:space="preserve"> PAGEREF _Toc244252723 \h </w:instrText>
             </w:r>
             <w:r>
               <w:rPr>
@@ -8763,7 +8676,7 @@
               <w:rPr>
                 <w:noProof/>
               </w:rPr>
-              <w:t>38</w:t>
+              <w:t>39</w:t>
             </w:r>
             <w:r>
               <w:rPr>
@@ -8788,7 +8701,7 @@
               <w14:ligatures w14:val="standardContextual"/>
             </w:rPr>
           </w:pPr>
-          <w:hyperlink w:anchor="_Toc244181066" w:history="1">
+          <w:hyperlink w:anchor="_Toc244252724" w:history="1">
             <w:r>
               <w:rPr>
                 <w:rStyle w:val="Hyperlink"/>
@@ -8812,7 +8725,7 @@
               <w:rPr>
                 <w:noProof/>
               </w:rPr>
-              <w:instrText xml:space="preserve"> PAGEREF _Toc244181066 \h </w:instrText>
+              <w:instrText xml:space="preserve"> PAGEREF _Toc244252724 \h </w:instrText>
             </w:r>
             <w:r>
               <w:rPr>
@@ -8829,7 +8742,7 @@
               <w:rPr>
                 <w:noProof/>
               </w:rPr>
-              <w:t>38</w:t>
+              <w:t>39</w:t>
             </w:r>
             <w:r>
               <w:rPr>
@@ -8854,7 +8767,7 @@
               <w14:ligatures w14:val="standardContextual"/>
             </w:rPr>
           </w:pPr>
-          <w:hyperlink w:anchor="_Toc244181067" w:history="1">
+          <w:hyperlink w:anchor="_Toc244252725" w:history="1">
             <w:r>
               <w:rPr>
                 <w:rStyle w:val="Hyperlink"/>
@@ -8878,7 +8791,7 @@
               <w:rPr>
                 <w:noProof/>
               </w:rPr>
-              <w:instrText xml:space="preserve"> PAGEREF _Toc244181067 \h </w:instrText>
+              <w:instrText xml:space="preserve"> PAGEREF _Toc244252725 \h </w:instrText>
             </w:r>
             <w:r>
               <w:rPr>
@@ -8895,7 +8808,7 @@
               <w:rPr>
                 <w:noProof/>
               </w:rPr>
-              <w:t>39</w:t>
+              <w:t>40</w:t>
             </w:r>
             <w:r>
               <w:rPr>
@@ -8920,7 +8833,7 @@
               <w14:ligatures w14:val="standardContextual"/>
             </w:rPr>
           </w:pPr>
-          <w:hyperlink w:anchor="_Toc244181068" w:history="1">
+          <w:hyperlink w:anchor="_Toc244252726" w:history="1">
             <w:r>
               <w:rPr>
                 <w:rStyle w:val="Hyperlink"/>
@@ -8944,7 +8857,7 @@
               <w:rPr>
                 <w:noProof/>
               </w:rPr>
-              <w:instrText xml:space="preserve"> PAGEREF _Toc244181068 \h </w:instrText>
+              <w:instrText xml:space="preserve"> PAGEREF _Toc244252726 \h </w:instrText>
             </w:r>
             <w:r>
               <w:rPr>
@@ -8961,7 +8874,7 @@
               <w:rPr>
                 <w:noProof/>
               </w:rPr>
-              <w:t>39</w:t>
+              <w:t>40</w:t>
             </w:r>
             <w:r>
               <w:rPr>
@@ -8988,7 +8901,7 @@
       <w:pPr>
         <w:pStyle w:val="Heading1"/>
       </w:pPr>
-      <w:bookmarkStart w:id="2" w:name="_Toc244180960"/>
+      <w:bookmarkStart w:id="2" w:name="_Toc244252618"/>
       <w:r>
         <w:t>About this manual</w:t>
       </w:r>
@@ -8998,7 +8911,7 @@
       <w:pPr>
         <w:pStyle w:val="Heading2"/>
       </w:pPr>
-      <w:bookmarkStart w:id="3" w:name="_Toc244180961"/>
+      <w:bookmarkStart w:id="3" w:name="_Toc244252619"/>
       <w:r>
         <w:t>Who this manual is for</w:t>
       </w:r>
@@ -9408,7 +9321,7 @@
       <w:pPr>
         <w:pStyle w:val="Heading2"/>
       </w:pPr>
-      <w:bookmarkStart w:id="4" w:name="_Toc244180962"/>
+      <w:bookmarkStart w:id="4" w:name="_Toc244252620"/>
       <w:r>
         <w:t>Keep this manual</w:t>
       </w:r>
@@ -9432,7 +9345,7 @@
       <w:pPr>
         <w:pStyle w:val="Heading2"/>
       </w:pPr>
-      <w:bookmarkStart w:id="5" w:name="_Toc244180963"/>
+      <w:bookmarkStart w:id="5" w:name="_Toc244252621"/>
       <w:r>
         <w:t>Safety messages</w:t>
       </w:r>
@@ -9871,7 +9784,7 @@
       <w:pPr>
         <w:pStyle w:val="Heading2"/>
       </w:pPr>
-      <w:bookmarkStart w:id="6" w:name="_Toc244180964"/>
+      <w:bookmarkStart w:id="6" w:name="_Toc244252622"/>
       <w:r>
         <w:t>Other conventions</w:t>
       </w:r>
@@ -10027,7 +9940,7 @@
       <w:pPr>
         <w:pStyle w:val="Heading2"/>
       </w:pPr>
-      <w:bookmarkStart w:id="7" w:name="_Toc244180965"/>
+      <w:bookmarkStart w:id="7" w:name="_Toc244252623"/>
       <w:r>
         <w:lastRenderedPageBreak/>
         <w:t>Related documents</w:t>
@@ -10905,7 +10818,7 @@
       <w:pPr>
         <w:pStyle w:val="Heading1"/>
       </w:pPr>
-      <w:bookmarkStart w:id="8" w:name="_Toc244180966"/>
+      <w:bookmarkStart w:id="8" w:name="_Toc244252624"/>
       <w:r>
         <w:t>Regulations and standards</w:t>
       </w:r>
@@ -10975,7 +10888,7 @@
       <w:pPr>
         <w:pStyle w:val="Heading2"/>
       </w:pPr>
-      <w:bookmarkStart w:id="9" w:name="_Toc244180967"/>
+      <w:bookmarkStart w:id="9" w:name="_Toc244252625"/>
       <w:r>
         <w:t>Directives and regulations (for the EU market)</w:t>
       </w:r>
@@ -11262,7 +11175,25 @@
               <w:rPr>
                 <w:highlight w:val="yellow"/>
               </w:rPr>
-              <w:t>[TBD: battery regulation for the battery type used]</w:t>
+              <w:t>Regulation (EU) 2023/1542 on batteries (industrial</w:t>
+            </w:r>
+            <w:r>
+              <w:rPr>
+                <w:highlight w:val="yellow"/>
+              </w:rPr>
+              <w:t xml:space="preserve"> battery</w:t>
+            </w:r>
+            <w:r>
+              <w:rPr>
+                <w:highlight w:val="yellow"/>
+              </w:rPr>
+              <w:t>) [confirm</w:t>
+            </w:r>
+            <w:r>
+              <w:rPr>
+                <w:highlight w:val="yellow"/>
+              </w:rPr>
+              <w:t>]</w:t>
             </w:r>
           </w:p>
         </w:tc>
@@ -11302,7 +11233,7 @@
       <w:pPr>
         <w:pStyle w:val="Heading2"/>
       </w:pPr>
-      <w:bookmarkStart w:id="10" w:name="_Toc244180968"/>
+      <w:bookmarkStart w:id="10" w:name="_Toc244252626"/>
       <w:r>
         <w:t>Standards applied in the design</w:t>
       </w:r>
@@ -11794,7 +11725,7 @@
       <w:pPr>
         <w:pStyle w:val="Heading2"/>
       </w:pPr>
-      <w:bookmarkStart w:id="11" w:name="_Toc244180969"/>
+      <w:bookmarkStart w:id="11" w:name="_Toc244252627"/>
       <w:r>
         <w:t>Certified safety components</w:t>
       </w:r>
@@ -11938,7 +11869,13 @@
               <w:rPr>
                 <w:highlight w:val="yellow"/>
               </w:rPr>
-              <w:t>[VALUE: PL / SIL / type, certificate]</w:t>
+              <w:t>Type 3 (IEC 61496), SIL 2 (IEC 61508), PL d / Category 3 (ISO 13849-1), PFHd 8.0 × 10⁻⁸ /h (SICK data sheet); certificate [VALUE: number</w:t>
+            </w:r>
+            <w:r>
+              <w:rPr>
+                <w:highlight w:val="yellow"/>
+              </w:rPr>
+              <w:t>]</w:t>
             </w:r>
           </w:p>
         </w:tc>
@@ -11996,7 +11933,13 @@
               <w:rPr>
                 <w:highlight w:val="yellow"/>
               </w:rPr>
-              <w:t>[VALUE: PL / SIL, certificate]</w:t>
+              <w:t>SIL 3 (IEC 61508), PL e / Category 4 (ISO 13849-1), PFHd 1.07 × 10⁻⁹ /h for the FX3-CPU0 main module (SICK data sheet); certificate [VALUE: number</w:t>
+            </w:r>
+            <w:r>
+              <w:rPr>
+                <w:highlight w:val="yellow"/>
+              </w:rPr>
+              <w:t>]</w:t>
             </w:r>
           </w:p>
         </w:tc>
@@ -12051,15 +11994,7 @@
               <w:pStyle w:val="TableText"/>
             </w:pPr>
             <w:r>
-              <w:t xml:space="preserve">PL d, Category 3, </w:t>
-            </w:r>
-            <w:proofErr w:type="spellStart"/>
-            <w:r>
-              <w:t>PFHd</w:t>
-            </w:r>
-            <w:proofErr w:type="spellEnd"/>
-            <w:r>
-              <w:t xml:space="preserve"> 2.90 × 10⁻⁷ /h per driver; TÜV SÜD certificate </w:t>
+              <w:t xml:space="preserve">PL d, Category 3, PFHd 2.90 × 10⁻⁷ /h per driver; TÜV SÜD certificate </w:t>
             </w:r>
             <w:r>
               <w:rPr>
@@ -12132,7 +12067,22 @@
               <w:rPr>
                 <w:highlight w:val="yellow"/>
               </w:rPr>
-              <w:t>[VALUE: B10d, standard]</w:t>
+              <w:t>[VALUE: B10d</w:t>
+            </w:r>
+            <w:r>
+              <w:rPr>
+                <w:highlight w:val="yellow"/>
+              </w:rPr>
+              <w:t xml:space="preserve"> from the button maker; ISO 13849-1 Annex C default 100 000 cycles if no maker data</w:t>
+            </w:r>
+            <w:r>
+              <w:rPr>
+                <w:highlight w:val="yellow"/>
+              </w:rPr>
+              <w:t>]</w:t>
+            </w:r>
+            <w:r>
+              <w:t>; ISO 13850 [confirm]</w:t>
             </w:r>
           </w:p>
         </w:tc>
@@ -12153,7 +12103,7 @@
       <w:pPr>
         <w:pStyle w:val="Heading1"/>
       </w:pPr>
-      <w:bookmarkStart w:id="12" w:name="_Toc244180970"/>
+      <w:bookmarkStart w:id="12" w:name="_Toc244252628"/>
       <w:r>
         <w:t>Precautions for safe use</w:t>
       </w:r>
@@ -12410,7 +12360,7 @@
       <w:pPr>
         <w:pStyle w:val="Heading1"/>
       </w:pPr>
-      <w:bookmarkStart w:id="13" w:name="_Toc244180971"/>
+      <w:bookmarkStart w:id="13" w:name="_Toc244252629"/>
       <w:r>
         <w:t>Precautions for correct use</w:t>
       </w:r>
@@ -12559,7 +12509,7 @@
       <w:pPr>
         <w:pStyle w:val="Heading1"/>
       </w:pPr>
-      <w:bookmarkStart w:id="14" w:name="_Toc244180972"/>
+      <w:bookmarkStart w:id="14" w:name="_Toc244252630"/>
       <w:r>
         <w:t>1. Identification [O][M][C]</w:t>
       </w:r>
@@ -12569,7 +12519,7 @@
       <w:pPr>
         <w:pStyle w:val="Heading2"/>
       </w:pPr>
-      <w:bookmarkStart w:id="15" w:name="_Toc244180973"/>
+      <w:bookmarkStart w:id="15" w:name="_Toc244252631"/>
       <w:r>
         <w:t>1.1 Manufacturer</w:t>
       </w:r>
@@ -12580,7 +12530,13 @@
         <w:rPr>
           <w:highlight w:val="yellow"/>
         </w:rPr>
-        <w:t>[TBD: legal name, street address, city, country]</w:t>
+        <w:t>PT INTI GANDA PERDANA [confirm], [TBD:</w:t>
+      </w:r>
+      <w:r>
+        <w:rPr>
+          <w:highlight w:val="yellow"/>
+        </w:rPr>
+        <w:t xml:space="preserve"> street address, city, country]</w:t>
       </w:r>
       <w:r>
         <w:br/>
@@ -12596,7 +12552,7 @@
       <w:pPr>
         <w:pStyle w:val="Heading2"/>
       </w:pPr>
-      <w:bookmarkStart w:id="16" w:name="_Toc244180974"/>
+      <w:bookmarkStart w:id="16" w:name="_Toc244252632"/>
       <w:r>
         <w:t>1.2 Product</w:t>
       </w:r>
@@ -12737,10 +12693,7 @@
               <w:pStyle w:val="TableText"/>
             </w:pPr>
             <w:r>
-              <w:rPr>
-                <w:highlight w:val="yellow"/>
-              </w:rPr>
-              <w:t>[PRODUCT NAME]</w:t>
+              <w:t>AGV I-PRIME</w:t>
             </w:r>
             <w:r>
               <w:t xml:space="preserve"> driverless towing vehicle</w:t>
@@ -12798,10 +12751,7 @@
               <w:pStyle w:val="TableText"/>
             </w:pPr>
             <w:r>
-              <w:rPr>
-                <w:highlight w:val="yellow"/>
-              </w:rPr>
-              <w:t>[MODEL]</w:t>
+              <w:t>AGV I-PRIME</w:t>
             </w:r>
           </w:p>
         </w:tc>
@@ -12914,7 +12864,19 @@
               <w:rPr>
                 <w:highlight w:val="yellow"/>
               </w:rPr>
-              <w:t>[VALUE]</w:t>
+              <w:t>[VALUE: year</w:t>
+            </w:r>
+            <w:r>
+              <w:rPr>
+                <w:highlight w:val="yellow"/>
+              </w:rPr>
+              <w:t>, expected 2026</w:t>
+            </w:r>
+            <w:r>
+              <w:rPr>
+                <w:highlight w:val="yellow"/>
+              </w:rPr>
+              <w:t>]</w:t>
             </w:r>
           </w:p>
         </w:tc>
@@ -12944,7 +12906,7 @@
       <w:pPr>
         <w:pStyle w:val="Heading2"/>
       </w:pPr>
-      <w:bookmarkStart w:id="17" w:name="_Toc244180975"/>
+      <w:bookmarkStart w:id="17" w:name="_Toc244252633"/>
       <w:r>
         <w:t>1.3 Nameplate</w:t>
       </w:r>
@@ -12958,16 +12920,40 @@
         <w:rPr>
           <w:highlight w:val="yellow"/>
         </w:rPr>
-        <w:t>[TBD: position]</w:t>
-      </w:r>
-      <w:r>
-        <w:t xml:space="preserve">. It shows: manufacturer name and address, model, serial number, year of construction, unladen mass, rated towing capacity, battery voltage, </w:t>
+        <w:t>[TBD: position</w:t>
       </w:r>
       <w:r>
         <w:rPr>
           <w:highlight w:val="yellow"/>
         </w:rPr>
-        <w:t>[TBD: marking]</w:t>
+        <w:t>, typ. rear of the chassis beside the main switch</w:t>
+      </w:r>
+      <w:r>
+        <w:rPr>
+          <w:highlight w:val="yellow"/>
+        </w:rPr>
+        <w:t>]</w:t>
+      </w:r>
+      <w:r>
+        <w:t xml:space="preserve">. It shows: manufacturer name and address, model, serial number, year of construction, unladen mass, rated towing capacity, battery voltage, </w:t>
+      </w:r>
+      <w:r>
+        <w:rPr>
+          <w:highlight w:val="yellow"/>
+        </w:rPr>
+        <w:t>[TBD: marking</w:t>
+      </w:r>
+      <w:r>
+        <w:rPr>
+          <w:highlight w:val="yellow"/>
+        </w:rPr>
+        <w:t>, e.g. CE marking for the EU market</w:t>
+      </w:r>
+      <w:r>
+        <w:rPr>
+          <w:highlight w:val="yellow"/>
+        </w:rPr>
+        <w:t>]</w:t>
       </w:r>
       <w:r>
         <w:t>.</w:t>
@@ -13031,7 +13017,7 @@
       <w:pPr>
         <w:pStyle w:val="Heading2"/>
       </w:pPr>
-      <w:bookmarkStart w:id="18" w:name="_Toc244180976"/>
+      <w:bookmarkStart w:id="18" w:name="_Toc244252634"/>
       <w:r>
         <w:t>1.4 Declaration of conformity</w:t>
       </w:r>
@@ -13055,7 +13041,7 @@
       <w:pPr>
         <w:pStyle w:val="Heading1"/>
       </w:pPr>
-      <w:bookmarkStart w:id="19" w:name="_Toc244180977"/>
+      <w:bookmarkStart w:id="19" w:name="_Toc244252635"/>
       <w:r>
         <w:t>2. Intended use and limits [O][C]</w:t>
       </w:r>
@@ -13065,7 +13051,7 @@
       <w:pPr>
         <w:pStyle w:val="Heading2"/>
       </w:pPr>
-      <w:bookmarkStart w:id="20" w:name="_Toc244180978"/>
+      <w:bookmarkStart w:id="20" w:name="_Toc244252636"/>
       <w:r>
         <w:t>2.1 Intended use</w:t>
       </w:r>
@@ -13160,7 +13146,7 @@
       <w:pPr>
         <w:pStyle w:val="Heading2"/>
       </w:pPr>
-      <w:bookmarkStart w:id="21" w:name="_Toc244180979"/>
+      <w:bookmarkStart w:id="21" w:name="_Toc244252637"/>
       <w:r>
         <w:t>2.2 Operating limits</w:t>
       </w:r>
@@ -13359,7 +13345,19 @@
               <w:rPr>
                 <w:highlight w:val="yellow"/>
               </w:rPr>
-              <w:t>[VALUE]</w:t>
+              <w:t>[VALUE: trolleys per train</w:t>
+            </w:r>
+            <w:r>
+              <w:rPr>
+                <w:highlight w:val="yellow"/>
+              </w:rPr>
+              <w:t>, typ. 1–3</w:t>
+            </w:r>
+            <w:r>
+              <w:rPr>
+                <w:highlight w:val="yellow"/>
+              </w:rPr>
+              <w:t>]</w:t>
             </w:r>
           </w:p>
         </w:tc>
@@ -13640,16 +13638,46 @@
               <w:rPr>
                 <w:highlight w:val="yellow"/>
               </w:rPr>
-              <w:t>[VALUE]</w:t>
-            </w:r>
-            <w:r>
-              <w:t xml:space="preserve">; steps and gaps max. </w:t>
+              <w:t>[VALUE</w:t>
             </w:r>
             <w:r>
               <w:rPr>
                 <w:highlight w:val="yellow"/>
               </w:rPr>
-              <w:t>[VALUE]</w:t>
+              <w:t>: typ. ±5 mm over 2 m</w:t>
+            </w:r>
+            <w:r>
+              <w:rPr>
+                <w:highlight w:val="yellow"/>
+              </w:rPr>
+              <w:t>]</w:t>
+            </w:r>
+            <w:r>
+              <w:t xml:space="preserve">; steps </w:t>
+            </w:r>
+            <w:r>
+              <w:t>max. [VALUE: typ. 5] mm,</w:t>
+            </w:r>
+            <w:r>
+              <w:t xml:space="preserve"> gaps max. </w:t>
+            </w:r>
+            <w:r>
+              <w:rPr>
+                <w:highlight w:val="yellow"/>
+              </w:rPr>
+              <w:t>[VALUE</w:t>
+            </w:r>
+            <w:r>
+              <w:rPr>
+                <w:highlight w:val="yellow"/>
+              </w:rPr>
+              <w:t>: typ. 10</w:t>
+            </w:r>
+            <w:r>
+              <w:rPr>
+                <w:highlight w:val="yellow"/>
+              </w:rPr>
+              <w:t>]</w:t>
             </w:r>
             <w:r>
               <w:t xml:space="preserve"> mm</w:t>
@@ -13710,19 +13738,13 @@
               <w:rPr>
                 <w:highlight w:val="yellow"/>
               </w:rPr>
-              <w:t>[VALUE: min / max °C]</w:t>
-            </w:r>
-            <w:r>
-              <w:t xml:space="preserve"> operating; </w:t>
+              <w:t>[VALUE: min</w:t>
             </w:r>
             <w:r>
               <w:rPr>
                 <w:highlight w:val="yellow"/>
               </w:rPr>
-              <w:t>[VALUE]</w:t>
-            </w:r>
-            <w:r>
-              <w:t xml:space="preserve"> °C 24 h average</w:t>
+              <w:t>, typ. +5] °C to +40 °C for short periods; +25 °C 24 h average (ISO 3691-4 normal conditions) [confirm]</w:t>
             </w:r>
           </w:p>
         </w:tc>
@@ -13780,7 +13802,19 @@
               <w:rPr>
                 <w:highlight w:val="yellow"/>
               </w:rPr>
-              <w:t>[VALUE]</w:t>
+              <w:t>[VALUE</w:t>
+            </w:r>
+            <w:r>
+              <w:rPr>
+                <w:highlight w:val="yellow"/>
+              </w:rPr>
+              <w:t>: typ. 10–90</w:t>
+            </w:r>
+            <w:r>
+              <w:rPr>
+                <w:highlight w:val="yellow"/>
+              </w:rPr>
+              <w:t>]</w:t>
             </w:r>
             <w:r>
               <w:t xml:space="preserve"> % RH, non-condensing</w:t>
@@ -14022,7 +14056,7 @@
       <w:pPr>
         <w:pStyle w:val="Heading2"/>
       </w:pPr>
-      <w:bookmarkStart w:id="22" w:name="_Toc244180980"/>
+      <w:bookmarkStart w:id="22" w:name="_Toc244252638"/>
       <w:r>
         <w:t>2.3 Not intended use and reasonably foreseeable misuse</w:t>
       </w:r>
@@ -14156,6 +14190,7 @@
         <w:spacing w:after="60"/>
       </w:pPr>
       <w:r>
+        <w:lastRenderedPageBreak/>
         <w:t>operation with a protective device bridged, muted, covered, damaged or with a changed configuration;</w:t>
       </w:r>
     </w:p>
@@ -14169,7 +14204,6 @@
         <w:spacing w:after="60"/>
       </w:pPr>
       <w:r>
-        <w:lastRenderedPageBreak/>
         <w:t xml:space="preserve">operation in </w:t>
       </w:r>
       <w:r>
@@ -14255,7 +14289,7 @@
       <w:pPr>
         <w:pStyle w:val="Heading1"/>
       </w:pPr>
-      <w:bookmarkStart w:id="23" w:name="_Toc244180981"/>
+      <w:bookmarkStart w:id="23" w:name="_Toc244252639"/>
       <w:r>
         <w:t>3. Safety [O][M][C]</w:t>
       </w:r>
@@ -14265,7 +14299,7 @@
       <w:pPr>
         <w:pStyle w:val="Heading2"/>
       </w:pPr>
-      <w:bookmarkStart w:id="24" w:name="_Toc244180982"/>
+      <w:bookmarkStart w:id="24" w:name="_Toc244252640"/>
       <w:r>
         <w:t>3.1 General safety rules</w:t>
       </w:r>
@@ -14362,7 +14396,7 @@
       <w:pPr>
         <w:pStyle w:val="Heading2"/>
       </w:pPr>
-      <w:bookmarkStart w:id="25" w:name="_Toc244180983"/>
+      <w:bookmarkStart w:id="25" w:name="_Toc244252641"/>
       <w:r>
         <w:t>3.2 Personnel and qualifications</w:t>
       </w:r>
@@ -14755,7 +14789,7 @@
       <w:pPr>
         <w:pStyle w:val="Heading2"/>
       </w:pPr>
-      <w:bookmarkStart w:id="26" w:name="_Toc244180984"/>
+      <w:bookmarkStart w:id="26" w:name="_Toc244252642"/>
       <w:r>
         <w:t>3.3 Safety functions</w:t>
       </w:r>
@@ -15033,21 +15067,12 @@
               <w:pStyle w:val="TableText"/>
               <w:keepNext/>
             </w:pPr>
-            <w:proofErr w:type="spellStart"/>
             <w:r>
               <w:rPr>
                 <w:b/>
                 <w:bCs/>
               </w:rPr>
-              <w:t>PFHd</w:t>
-            </w:r>
-            <w:proofErr w:type="spellEnd"/>
-            <w:r>
-              <w:rPr>
-                <w:b/>
-                <w:bCs/>
-              </w:rPr>
-              <w:t xml:space="preserve"> [1/h]</w:t>
+              <w:t>PFHd [1/h]</w:t>
             </w:r>
           </w:p>
         </w:tc>
@@ -16776,7 +16801,7 @@
       <w:pPr>
         <w:pStyle w:val="Heading2"/>
       </w:pPr>
-      <w:bookmarkStart w:id="27" w:name="_Toc244180985"/>
+      <w:bookmarkStart w:id="27" w:name="_Toc244252643"/>
       <w:r>
         <w:t>3.4 Protective fields</w:t>
       </w:r>
@@ -17297,7 +17322,19 @@
         <w:rPr>
           <w:highlight w:val="yellow"/>
         </w:rPr>
-        <w:t>[VALUE]</w:t>
+        <w:t>[VALUE</w:t>
+      </w:r>
+      <w:r>
+        <w:rPr>
+          <w:highlight w:val="yellow"/>
+        </w:rPr>
+        <w:t>: typ. 150–200; low enough to detect the ISO 3691-4 lying test piece</w:t>
+      </w:r>
+      <w:r>
+        <w:rPr>
+          <w:highlight w:val="yellow"/>
+        </w:rPr>
+        <w:t>]</w:t>
       </w:r>
       <w:r>
         <w:t xml:space="preserve"> mm above the floor. They do </w:t>
@@ -17371,7 +17408,7 @@
       <w:pPr>
         <w:pStyle w:val="Heading2"/>
       </w:pPr>
-      <w:bookmarkStart w:id="28" w:name="_Toc244180986"/>
+      <w:bookmarkStart w:id="28" w:name="_Toc244252644"/>
       <w:r>
         <w:lastRenderedPageBreak/>
         <w:t>3.5 Residual risks</w:t>
@@ -18431,7 +18468,7 @@
       <w:pPr>
         <w:pStyle w:val="Heading2"/>
       </w:pPr>
-      <w:bookmarkStart w:id="29" w:name="_Toc244180987"/>
+      <w:bookmarkStart w:id="29" w:name="_Toc244252645"/>
       <w:r>
         <w:t>3.6 Hazard zones</w:t>
       </w:r>
@@ -18610,10 +18647,16 @@
               <w:rPr>
                 <w:highlight w:val="yellow"/>
               </w:rPr>
-              <w:t>[VALUE]</w:t>
-            </w:r>
-            <w:r>
-              <w:t xml:space="preserve"> mm each side, along the whole track, including the swept path of the trolleys in curves</w:t>
+              <w:t>500</w:t>
+            </w:r>
+            <w:r>
+              <w:t xml:space="preserve"> mm each side</w:t>
+            </w:r>
+            <w:r>
+              <w:t>, clear to a height of 2 100 mm (ISO 3691-4 Annex A)</w:t>
+            </w:r>
+            <w:r>
+              <w:t>, along the whole track, including the swept path of the trolleys in curves</w:t>
             </w:r>
           </w:p>
         </w:tc>
@@ -18699,7 +18742,19 @@
               <w:rPr>
                 <w:highlight w:val="yellow"/>
               </w:rPr>
-              <w:t>[VALUE]</w:t>
+              <w:t>[VALUE</w:t>
+            </w:r>
+            <w:r>
+              <w:rPr>
+                <w:highlight w:val="yellow"/>
+              </w:rPr>
+              <w:t>: vehicle diagonal + 2 × 500</w:t>
+            </w:r>
+            <w:r>
+              <w:rPr>
+                <w:highlight w:val="yellow"/>
+              </w:rPr>
+              <w:t>]</w:t>
             </w:r>
             <w:r>
               <w:t xml:space="preserve"> mm diameter at each pivot point at the end of a track</w:t>
@@ -18959,7 +19014,7 @@
       <w:pPr>
         <w:pStyle w:val="Heading2"/>
       </w:pPr>
-      <w:bookmarkStart w:id="30" w:name="_Toc244180988"/>
+      <w:bookmarkStart w:id="30" w:name="_Toc244252646"/>
       <w:r>
         <w:t>3.7 Safety and warning labels on the vehicle</w:t>
       </w:r>
@@ -19730,7 +19785,7 @@
       <w:pPr>
         <w:pStyle w:val="Heading2"/>
       </w:pPr>
-      <w:bookmarkStart w:id="31" w:name="_Toc244180989"/>
+      <w:bookmarkStart w:id="31" w:name="_Toc244252647"/>
       <w:r>
         <w:t>3.8 Warning devices</w:t>
       </w:r>
@@ -20173,7 +20228,7 @@
       <w:pPr>
         <w:pStyle w:val="Heading1"/>
       </w:pPr>
-      <w:bookmarkStart w:id="32" w:name="_Toc244180990"/>
+      <w:bookmarkStart w:id="32" w:name="_Toc244252648"/>
       <w:r>
         <w:t>4. Vehicle description [O][M]</w:t>
       </w:r>
@@ -20183,7 +20238,7 @@
       <w:pPr>
         <w:pStyle w:val="Heading2"/>
       </w:pPr>
-      <w:bookmarkStart w:id="33" w:name="_Toc244180991"/>
+      <w:bookmarkStart w:id="33" w:name="_Toc244252649"/>
       <w:r>
         <w:t>4.1 Overview</w:t>
       </w:r>
@@ -21283,7 +21338,7 @@
       <w:pPr>
         <w:pStyle w:val="Heading2"/>
       </w:pPr>
-      <w:bookmarkStart w:id="34" w:name="_Toc244180992"/>
+      <w:bookmarkStart w:id="34" w:name="_Toc244252650"/>
       <w:r>
         <w:t>4.2 How the vehicle is controlled</w:t>
       </w:r>
@@ -21960,7 +22015,7 @@
       <w:pPr>
         <w:pStyle w:val="Heading2"/>
       </w:pPr>
-      <w:bookmarkStart w:id="35" w:name="_Toc244180993"/>
+      <w:bookmarkStart w:id="35" w:name="_Toc244252651"/>
       <w:r>
         <w:t>4.3 Control panel</w:t>
       </w:r>
@@ -22402,7 +22457,19 @@
               <w:rPr>
                 <w:highlight w:val="yellow"/>
               </w:rPr>
-              <w:t>[VALUE: colour]</w:t>
+              <w:t>[VALUE: colour</w:t>
+            </w:r>
+            <w:r>
+              <w:rPr>
+                <w:highlight w:val="yellow"/>
+              </w:rPr>
+              <w:t>; IEC 60204-1 prefers white, green also permitted</w:t>
+            </w:r>
+            <w:r>
+              <w:rPr>
+                <w:highlight w:val="yellow"/>
+              </w:rPr>
+              <w:t>]</w:t>
             </w:r>
           </w:p>
         </w:tc>
@@ -22774,7 +22841,7 @@
       <w:pPr>
         <w:pStyle w:val="Heading2"/>
       </w:pPr>
-      <w:bookmarkStart w:id="36" w:name="_Toc244180994"/>
+      <w:bookmarkStart w:id="36" w:name="_Toc244252652"/>
       <w:r>
         <w:t>4.4 Pendant</w:t>
       </w:r>
@@ -23098,7 +23165,7 @@
       <w:pPr>
         <w:pStyle w:val="Heading2"/>
       </w:pPr>
-      <w:bookmarkStart w:id="37" w:name="_Toc244180995"/>
+      <w:bookmarkStart w:id="37" w:name="_Toc244252653"/>
       <w:r>
         <w:t>4.5 Web interface</w:t>
       </w:r>
@@ -23121,21 +23188,7 @@
         <w:rPr>
           <w:rFonts w:ascii="Consolas" w:eastAsia="Consolas" w:hAnsi="Consolas" w:cs="Consolas"/>
         </w:rPr>
-        <w:t>http:/</w:t>
-      </w:r>
-      <w:proofErr w:type="gramStart"/>
-      <w:r>
-        <w:rPr>
-          <w:rFonts w:ascii="Consolas" w:eastAsia="Consolas" w:hAnsi="Consolas" w:cs="Consolas"/>
-        </w:rPr>
-        <w:t>/[</w:t>
-      </w:r>
-      <w:proofErr w:type="gramEnd"/>
-      <w:r>
-        <w:rPr>
-          <w:rFonts w:ascii="Consolas" w:eastAsia="Consolas" w:hAnsi="Consolas" w:cs="Consolas"/>
-        </w:rPr>
-        <w:t>VALUE: vehicle IP]:5001/</w:t>
+        <w:t>http://[VALUE: vehicle IP]:5001/</w:t>
       </w:r>
       <w:r>
         <w:t>.</w:t>
@@ -23534,12 +23587,12 @@
     </w:p>
     <w:p>
       <w:r>
+        <w:lastRenderedPageBreak/>
         <w:t>Engineering pages (teach, monitor, I/O, parameters) are reserved for the commissioning engineer and are opened with a PIN. They are described in the software documentation.</w:t>
       </w:r>
     </w:p>
     <w:p>
       <w:r>
-        <w:lastRenderedPageBreak/>
         <w:t xml:space="preserve">The web interface cannot start the vehicle in </w:t>
       </w:r>
       <w:r>
@@ -23759,7 +23812,7 @@
       <w:pPr>
         <w:pStyle w:val="Heading2"/>
       </w:pPr>
-      <w:bookmarkStart w:id="38" w:name="_Toc244180996"/>
+      <w:bookmarkStart w:id="38" w:name="_Toc244252654"/>
       <w:r>
         <w:t>4.6 Towing hitch</w:t>
       </w:r>
@@ -23782,16 +23835,40 @@
         <w:rPr>
           <w:highlight w:val="yellow"/>
         </w:rPr>
-        <w:t>[VALUE]</w:t>
-      </w:r>
-      <w:r>
-        <w:t xml:space="preserve"> mm. Maximum drawbar force </w:t>
+        <w:t>[VALUE</w:t>
       </w:r>
       <w:r>
         <w:rPr>
           <w:highlight w:val="yellow"/>
         </w:rPr>
-        <w:t>[VALUE]</w:t>
+        <w:t>: typ. 200–350</w:t>
+      </w:r>
+      <w:r>
+        <w:rPr>
+          <w:highlight w:val="yellow"/>
+        </w:rPr>
+        <w:t>]</w:t>
+      </w:r>
+      <w:r>
+        <w:t xml:space="preserve"> mm. Maximum drawbar force </w:t>
+      </w:r>
+      <w:r>
+        <w:rPr>
+          <w:highlight w:val="yellow"/>
+        </w:rPr>
+        <w:t>[VALUE</w:t>
+      </w:r>
+      <w:r>
+        <w:rPr>
+          <w:highlight w:val="yellow"/>
+        </w:rPr>
+        <w:t>: est. ≈ 720</w:t>
+      </w:r>
+      <w:r>
+        <w:rPr>
+          <w:highlight w:val="yellow"/>
+        </w:rPr>
+        <w:t>]</w:t>
       </w:r>
       <w:r>
         <w:t xml:space="preserve"> N. Secured by </w:t>
@@ -23869,7 +23946,7 @@
       <w:pPr>
         <w:pStyle w:val="Heading2"/>
       </w:pPr>
-      <w:bookmarkStart w:id="39" w:name="_Toc244180997"/>
+      <w:bookmarkStart w:id="39" w:name="_Toc244252655"/>
       <w:r>
         <w:t>4.7 Guidance</w:t>
       </w:r>
@@ -23904,7 +23981,7 @@
       <w:pPr>
         <w:pStyle w:val="Heading1"/>
       </w:pPr>
-      <w:bookmarkStart w:id="40" w:name="_Toc244180998"/>
+      <w:bookmarkStart w:id="40" w:name="_Toc244252656"/>
       <w:r>
         <w:t>5. Towing [O][C]</w:t>
       </w:r>
@@ -23914,7 +23991,7 @@
       <w:pPr>
         <w:pStyle w:val="Heading2"/>
       </w:pPr>
-      <w:bookmarkStart w:id="41" w:name="_Toc244180999"/>
+      <w:bookmarkStart w:id="41" w:name="_Toc244252657"/>
       <w:r>
         <w:t>5.1 Towing capacity</w:t>
       </w:r>
@@ -24113,7 +24190,19 @@
               <w:rPr>
                 <w:highlight w:val="yellow"/>
               </w:rPr>
-              <w:t>[VALUE]</w:t>
+              <w:t>[VALUE: max. trolleys</w:t>
+            </w:r>
+            <w:r>
+              <w:rPr>
+                <w:highlight w:val="yellow"/>
+              </w:rPr>
+              <w:t>, typ. 3</w:t>
+            </w:r>
+            <w:r>
+              <w:rPr>
+                <w:highlight w:val="yellow"/>
+              </w:rPr>
+              <w:t>]</w:t>
             </w:r>
           </w:p>
         </w:tc>
@@ -24171,7 +24260,19 @@
               <w:rPr>
                 <w:highlight w:val="yellow"/>
               </w:rPr>
-              <w:t>[VALUE]</w:t>
+              <w:t>[VALUE: train length</w:t>
+            </w:r>
+            <w:r>
+              <w:rPr>
+                <w:highlight w:val="yellow"/>
+              </w:rPr>
+              <w:t>, typ. 3 000–6 000</w:t>
+            </w:r>
+            <w:r>
+              <w:rPr>
+                <w:highlight w:val="yellow"/>
+              </w:rPr>
+              <w:t>]</w:t>
             </w:r>
             <w:r>
               <w:t xml:space="preserve"> mm</w:t>
@@ -24232,7 +24333,19 @@
               <w:rPr>
                 <w:highlight w:val="yellow"/>
               </w:rPr>
-              <w:t>[VALUE]</w:t>
+              <w:t>[VALUE: drawbar force</w:t>
+            </w:r>
+            <w:r>
+              <w:rPr>
+                <w:highlight w:val="yellow"/>
+              </w:rPr>
+              <w:t>, est. ≈ 720</w:t>
+            </w:r>
+            <w:r>
+              <w:rPr>
+                <w:highlight w:val="yellow"/>
+              </w:rPr>
+              <w:t>]</w:t>
             </w:r>
             <w:r>
               <w:t xml:space="preserve"> N</w:t>
@@ -24310,7 +24423,7 @@
       <w:pPr>
         <w:pStyle w:val="Heading2"/>
       </w:pPr>
-      <w:bookmarkStart w:id="42" w:name="_Toc244181000"/>
+      <w:bookmarkStart w:id="42" w:name="_Toc244252658"/>
       <w:r>
         <w:t>5.2 Trolley requirements</w:t>
       </w:r>
@@ -24376,7 +24489,19 @@
         <w:rPr>
           <w:highlight w:val="yellow"/>
         </w:rPr>
-        <w:t>[VALUE]</w:t>
+        <w:t>[VALUE</w:t>
+      </w:r>
+      <w:r>
+        <w:rPr>
+          <w:highlight w:val="yellow"/>
+        </w:rPr>
+        <w:t>: typ. 600–800</w:t>
+      </w:r>
+      <w:r>
+        <w:rPr>
+          <w:highlight w:val="yellow"/>
+        </w:rPr>
+        <w:t>]</w:t>
       </w:r>
       <w:r>
         <w:t xml:space="preserve"> mm;</w:t>
@@ -24420,7 +24545,19 @@
         <w:rPr>
           <w:highlight w:val="yellow"/>
         </w:rPr>
-        <w:t>[VALUE]</w:t>
+        <w:t>[VALUE</w:t>
+      </w:r>
+      <w:r>
+        <w:rPr>
+          <w:highlight w:val="yellow"/>
+        </w:rPr>
+        <w:t>: typ. 1 000</w:t>
+      </w:r>
+      <w:r>
+        <w:rPr>
+          <w:highlight w:val="yellow"/>
+        </w:rPr>
+        <w:t>]</w:t>
       </w:r>
       <w:r>
         <w:t xml:space="preserve"> mm;</w:t>
@@ -24452,7 +24589,7 @@
       <w:pPr>
         <w:pStyle w:val="Heading2"/>
       </w:pPr>
-      <w:bookmarkStart w:id="43" w:name="_Toc244181001"/>
+      <w:bookmarkStart w:id="43" w:name="_Toc244252659"/>
       <w:r>
         <w:t>5.3 Rules for towing</w:t>
       </w:r>
@@ -24652,7 +24789,7 @@
       <w:pPr>
         <w:pStyle w:val="Heading1"/>
       </w:pPr>
-      <w:bookmarkStart w:id="44" w:name="_Toc244181002"/>
+      <w:bookmarkStart w:id="44" w:name="_Toc244252660"/>
       <w:r>
         <w:t>6. Operating zone and site preparation [C]</w:t>
       </w:r>
@@ -24667,7 +24804,7 @@
       <w:pPr>
         <w:pStyle w:val="Heading2"/>
       </w:pPr>
-      <w:bookmarkStart w:id="45" w:name="_Toc244181003"/>
+      <w:bookmarkStart w:id="45" w:name="_Toc244252661"/>
       <w:r>
         <w:t>6.1 Floor</w:t>
       </w:r>
@@ -24715,25 +24852,61 @@
         <w:rPr>
           <w:highlight w:val="yellow"/>
         </w:rPr>
-        <w:t>[VALUE]</w:t>
-      </w:r>
-      <w:r>
-        <w:t xml:space="preserve">; no steps over </w:t>
+        <w:t>[VALUE</w:t>
       </w:r>
       <w:r>
         <w:rPr>
           <w:highlight w:val="yellow"/>
         </w:rPr>
-        <w:t>[VALUE]</w:t>
-      </w:r>
-      <w:r>
-        <w:t xml:space="preserve"> mm, no gaps over </w:t>
+        <w:t>: typ. ±5 mm over 2 m</w:t>
       </w:r>
       <w:r>
         <w:rPr>
           <w:highlight w:val="yellow"/>
         </w:rPr>
-        <w:t>[VALUE]</w:t>
+        <w:t>]</w:t>
+      </w:r>
+      <w:r>
+        <w:t xml:space="preserve">; no steps over </w:t>
+      </w:r>
+      <w:r>
+        <w:rPr>
+          <w:highlight w:val="yellow"/>
+        </w:rPr>
+        <w:t>[VALUE</w:t>
+      </w:r>
+      <w:r>
+        <w:rPr>
+          <w:highlight w:val="yellow"/>
+        </w:rPr>
+        <w:t>: typ. 5</w:t>
+      </w:r>
+      <w:r>
+        <w:rPr>
+          <w:highlight w:val="yellow"/>
+        </w:rPr>
+        <w:t>]</w:t>
+      </w:r>
+      <w:r>
+        <w:t xml:space="preserve"> mm, no gaps over </w:t>
+      </w:r>
+      <w:r>
+        <w:rPr>
+          <w:highlight w:val="yellow"/>
+        </w:rPr>
+        <w:t>[VALUE</w:t>
+      </w:r>
+      <w:r>
+        <w:rPr>
+          <w:highlight w:val="yellow"/>
+        </w:rPr>
+        <w:t>: typ. 10</w:t>
+      </w:r>
+      <w:r>
+        <w:rPr>
+          <w:highlight w:val="yellow"/>
+        </w:rPr>
+        <w:t>]</w:t>
       </w:r>
       <w:r>
         <w:t xml:space="preserve"> mm.</w:t>
@@ -24756,7 +24929,7 @@
       <w:pPr>
         <w:pStyle w:val="Heading2"/>
       </w:pPr>
-      <w:bookmarkStart w:id="46" w:name="_Toc244181004"/>
+      <w:bookmarkStart w:id="46" w:name="_Toc244252662"/>
       <w:r>
         <w:t>6.2 Track</w:t>
       </w:r>
@@ -24778,25 +24951,61 @@
         <w:rPr>
           <w:highlight w:val="yellow"/>
         </w:rPr>
-        <w:t>[VALUE]</w:t>
-      </w:r>
-      <w:r>
-        <w:t xml:space="preserve">, polarity </w:t>
+        <w:t>[VALUE</w:t>
       </w:r>
       <w:r>
         <w:rPr>
           <w:highlight w:val="yellow"/>
         </w:rPr>
-        <w:t>[VALUE]</w:t>
-      </w:r>
-      <w:r>
-        <w:t xml:space="preserve">, width </w:t>
+        <w:t>: typ. flexible ferrite tape</w:t>
       </w:r>
       <w:r>
         <w:rPr>
           <w:highlight w:val="yellow"/>
         </w:rPr>
-        <w:t>[VALUE]</w:t>
+        <w:t>]</w:t>
+      </w:r>
+      <w:r>
+        <w:t xml:space="preserve">, polarity </w:t>
+      </w:r>
+      <w:r>
+        <w:rPr>
+          <w:highlight w:val="yellow"/>
+        </w:rPr>
+        <w:t>[VALUE</w:t>
+      </w:r>
+      <w:r>
+        <w:rPr>
+          <w:highlight w:val="yellow"/>
+        </w:rPr>
+        <w:t>: N or S pole up, as set in the line sensor</w:t>
+      </w:r>
+      <w:r>
+        <w:rPr>
+          <w:highlight w:val="yellow"/>
+        </w:rPr>
+        <w:t>]</w:t>
+      </w:r>
+      <w:r>
+        <w:t xml:space="preserve">, width </w:t>
+      </w:r>
+      <w:r>
+        <w:rPr>
+          <w:highlight w:val="yellow"/>
+        </w:rPr>
+        <w:t>[VALUE</w:t>
+      </w:r>
+      <w:r>
+        <w:rPr>
+          <w:highlight w:val="yellow"/>
+        </w:rPr>
+        <w:t>: typ. 50</w:t>
+      </w:r>
+      <w:r>
+        <w:rPr>
+          <w:highlight w:val="yellow"/>
+        </w:rPr>
+        <w:t>]</w:t>
       </w:r>
       <w:r>
         <w:t xml:space="preserve"> mm.</w:t>
@@ -24818,7 +25027,19 @@
         <w:rPr>
           <w:highlight w:val="yellow"/>
         </w:rPr>
-        <w:t>[VALUE]</w:t>
+        <w:t>[VALUE</w:t>
+      </w:r>
+      <w:r>
+        <w:rPr>
+          <w:highlight w:val="yellow"/>
+        </w:rPr>
+        <w:t>: typ. 1 000</w:t>
+      </w:r>
+      <w:r>
+        <w:rPr>
+          <w:highlight w:val="yellow"/>
+        </w:rPr>
+        <w:t>]</w:t>
       </w:r>
       <w:r>
         <w:t xml:space="preserve"> mm.</w:t>
@@ -24840,7 +25061,19 @@
         <w:rPr>
           <w:highlight w:val="yellow"/>
         </w:rPr>
-        <w:t>[VALUE]</w:t>
+        <w:t>[VALUE</w:t>
+      </w:r>
+      <w:r>
+        <w:rPr>
+          <w:highlight w:val="yellow"/>
+        </w:rPr>
+        <w:t>: typ. 5</w:t>
+      </w:r>
+      <w:r>
+        <w:rPr>
+          <w:highlight w:val="yellow"/>
+        </w:rPr>
+        <w:t>]</w:t>
       </w:r>
       <w:r>
         <w:t xml:space="preserve"> mm.</w:t>
@@ -24862,7 +25095,19 @@
         <w:rPr>
           <w:highlight w:val="yellow"/>
         </w:rPr>
-        <w:t>[VALUE: type]</w:t>
+        <w:t>[VALUE: type</w:t>
+      </w:r>
+      <w:r>
+        <w:rPr>
+          <w:highlight w:val="yellow"/>
+        </w:rPr>
+        <w:t>, e.g. aluminium or stainless cover strip, or tape recessed into the floor</w:t>
+      </w:r>
+      <w:r>
+        <w:rPr>
+          <w:highlight w:val="yellow"/>
+        </w:rPr>
+        <w:t>]</w:t>
       </w:r>
       <w:r>
         <w:t>.</w:t>
@@ -24939,7 +25184,7 @@
       <w:pPr>
         <w:pStyle w:val="Heading2"/>
       </w:pPr>
-      <w:bookmarkStart w:id="47" w:name="_Toc244181005"/>
+      <w:bookmarkStart w:id="47" w:name="_Toc244252663"/>
       <w:r>
         <w:t>6.3 Speed sections and pivot points</w:t>
       </w:r>
@@ -24963,7 +25208,7 @@
       <w:pPr>
         <w:pStyle w:val="Heading2"/>
       </w:pPr>
-      <w:bookmarkStart w:id="48" w:name="_Toc244181006"/>
+      <w:bookmarkStart w:id="48" w:name="_Toc244252664"/>
       <w:r>
         <w:t>6.4 Stop points</w:t>
       </w:r>
@@ -24978,7 +25223,7 @@
       <w:pPr>
         <w:pStyle w:val="Heading2"/>
       </w:pPr>
-      <w:bookmarkStart w:id="49" w:name="_Toc244181007"/>
+      <w:bookmarkStart w:id="49" w:name="_Toc244252665"/>
       <w:r>
         <w:t>6.5 Clearances</w:t>
       </w:r>
@@ -25122,10 +25367,13 @@
               <w:rPr>
                 <w:highlight w:val="yellow"/>
               </w:rPr>
-              <w:t>[VALUE]</w:t>
+              <w:t>500</w:t>
             </w:r>
             <w:r>
               <w:t xml:space="preserve"> mm each side of the swept path</w:t>
+            </w:r>
+            <w:r>
+              <w:t>, 2 100 mm high (ISO 3691-4 Annex A)</w:t>
             </w:r>
           </w:p>
         </w:tc>
@@ -25186,7 +25434,7 @@
               <w:rPr>
                 <w:highlight w:val="yellow"/>
               </w:rPr>
-              <w:t>[VALUE]</w:t>
+              <w:t>500</w:t>
             </w:r>
             <w:r>
               <w:t xml:space="preserve"> mm</w:t>
@@ -25305,7 +25553,19 @@
               <w:rPr>
                 <w:highlight w:val="yellow"/>
               </w:rPr>
-              <w:t>[VALUE]</w:t>
+              <w:t>[VALUE</w:t>
+            </w:r>
+            <w:r>
+              <w:rPr>
+                <w:highlight w:val="yellow"/>
+              </w:rPr>
+              <w:t>: e.g. zebra marking and warning signs</w:t>
+            </w:r>
+            <w:r>
+              <w:rPr>
+                <w:highlight w:val="yellow"/>
+              </w:rPr>
+              <w:t>]</w:t>
             </w:r>
           </w:p>
         </w:tc>
@@ -25363,7 +25623,19 @@
               <w:rPr>
                 <w:highlight w:val="yellow"/>
               </w:rPr>
-              <w:t>[TBD]</w:t>
+              <w:t>[TBD: doors and gates</w:t>
+            </w:r>
+            <w:r>
+              <w:rPr>
+                <w:highlight w:val="yellow"/>
+              </w:rPr>
+              <w:t xml:space="preserve"> — typ. no automatic doors in the travel path unless linked to the vehicle; warning signs on both sides</w:t>
+            </w:r>
+            <w:r>
+              <w:rPr>
+                <w:highlight w:val="yellow"/>
+              </w:rPr>
+              <w:t>]</w:t>
             </w:r>
           </w:p>
         </w:tc>
@@ -25417,6 +25689,7 @@
                 <w:iCs/>
                 <w:color w:val="595959"/>
               </w:rPr>
+              <w:lastRenderedPageBreak/>
               <w:t>[IMG-06-02] Clearance cross-section and swept path in a curve</w:t>
             </w:r>
           </w:p>
@@ -25432,7 +25705,7 @@
       <w:pPr>
         <w:pStyle w:val="Heading2"/>
       </w:pPr>
-      <w:bookmarkStart w:id="50" w:name="_Toc244181008"/>
+      <w:bookmarkStart w:id="50" w:name="_Toc244252666"/>
       <w:r>
         <w:t>6.6 Marking and signs</w:t>
       </w:r>
@@ -25454,7 +25727,19 @@
         <w:rPr>
           <w:highlight w:val="yellow"/>
         </w:rPr>
-        <w:t>[VALUE: colour, width]</w:t>
+        <w:t>[VALUE: colour, width</w:t>
+      </w:r>
+      <w:r>
+        <w:rPr>
+          <w:highlight w:val="yellow"/>
+        </w:rPr>
+        <w:t>; typ. yellow, 50–100 mm</w:t>
+      </w:r>
+      <w:r>
+        <w:rPr>
+          <w:highlight w:val="yellow"/>
+        </w:rPr>
+        <w:t>]</w:t>
       </w:r>
       <w:r>
         <w:t>.</w:t>
@@ -25490,7 +25775,7 @@
       <w:pPr>
         <w:pStyle w:val="Heading2"/>
       </w:pPr>
-      <w:bookmarkStart w:id="51" w:name="_Toc244181009"/>
+      <w:bookmarkStart w:id="51" w:name="_Toc244252667"/>
       <w:r>
         <w:t>6.7 Charging area</w:t>
       </w:r>
@@ -25547,7 +25832,19 @@
         <w:rPr>
           <w:highlight w:val="yellow"/>
         </w:rPr>
-        <w:t>[VALUE]</w:t>
+        <w:t>[VALUE</w:t>
+      </w:r>
+      <w:r>
+        <w:rPr>
+          <w:highlight w:val="yellow"/>
+        </w:rPr>
+        <w:t>: typ. 220–230 V AC, 50 Hz, single phase</w:t>
+      </w:r>
+      <w:r>
+        <w:rPr>
+          <w:highlight w:val="yellow"/>
+        </w:rPr>
+        <w:t>]</w:t>
       </w:r>
       <w:r>
         <w:t>.</w:t>
@@ -25563,7 +25860,7 @@
       <w:pPr>
         <w:pStyle w:val="Heading1"/>
       </w:pPr>
-      <w:bookmarkStart w:id="52" w:name="_Toc244181010"/>
+      <w:bookmarkStart w:id="52" w:name="_Toc244252668"/>
       <w:r>
         <w:t>7. Transport, storage and installation [M][C]</w:t>
       </w:r>
@@ -25573,7 +25870,7 @@
       <w:pPr>
         <w:pStyle w:val="Heading2"/>
       </w:pPr>
-      <w:bookmarkStart w:id="53" w:name="_Toc244181011"/>
+      <w:bookmarkStart w:id="53" w:name="_Toc244252669"/>
       <w:r>
         <w:t>7.1 Transport</w:t>
       </w:r>
@@ -25670,7 +25967,31 @@
         <w:rPr>
           <w:highlight w:val="yellow"/>
         </w:rPr>
-        <w:t>[TBD: depends on chemistry; UN 38.3 for lithium]</w:t>
+        <w:t xml:space="preserve">[TBD: depends on chemistry; </w:t>
+      </w:r>
+      <w:r>
+        <w:rPr>
+          <w:highlight w:val="yellow"/>
+        </w:rPr>
+        <w:t xml:space="preserve">for lithium-ion: </w:t>
+      </w:r>
+      <w:r>
+        <w:rPr>
+          <w:highlight w:val="yellow"/>
+        </w:rPr>
+        <w:t xml:space="preserve">UN 38.3 </w:t>
+      </w:r>
+      <w:r>
+        <w:rPr>
+          <w:highlight w:val="yellow"/>
+        </w:rPr>
+        <w:t>test summary, vehicle shipped as UN 3171 battery-powered vehicle, class 9</w:t>
+      </w:r>
+      <w:r>
+        <w:rPr>
+          <w:highlight w:val="yellow"/>
+        </w:rPr>
+        <w:t>]</w:t>
       </w:r>
       <w:r>
         <w:t>.</w:t>
@@ -25734,7 +26055,7 @@
       <w:pPr>
         <w:pStyle w:val="Heading2"/>
       </w:pPr>
-      <w:bookmarkStart w:id="54" w:name="_Toc244181012"/>
+      <w:bookmarkStart w:id="54" w:name="_Toc244252670"/>
       <w:r>
         <w:t>7.2 Storage</w:t>
       </w:r>
@@ -25756,16 +26077,40 @@
         <w:rPr>
           <w:highlight w:val="yellow"/>
         </w:rPr>
-        <w:t>[VALUE]</w:t>
-      </w:r>
-      <w:r>
-        <w:t xml:space="preserve"> °C to </w:t>
+        <w:t>[VALUE</w:t>
       </w:r>
       <w:r>
         <w:rPr>
           <w:highlight w:val="yellow"/>
         </w:rPr>
-        <w:t>[VALUE]</w:t>
+        <w:t>: typ. +5</w:t>
+      </w:r>
+      <w:r>
+        <w:rPr>
+          <w:highlight w:val="yellow"/>
+        </w:rPr>
+        <w:t>]</w:t>
+      </w:r>
+      <w:r>
+        <w:t xml:space="preserve"> °C to </w:t>
+      </w:r>
+      <w:r>
+        <w:rPr>
+          <w:highlight w:val="yellow"/>
+        </w:rPr>
+        <w:t>[VALUE</w:t>
+      </w:r>
+      <w:r>
+        <w:rPr>
+          <w:highlight w:val="yellow"/>
+        </w:rPr>
+        <w:t>: typ. +35</w:t>
+      </w:r>
+      <w:r>
+        <w:rPr>
+          <w:highlight w:val="yellow"/>
+        </w:rPr>
+        <w:t>]</w:t>
       </w:r>
       <w:r>
         <w:t xml:space="preserve"> °C.</w:t>
@@ -25787,34 +26132,50 @@
         <w:rPr>
           <w:highlight w:val="yellow"/>
         </w:rPr>
-        <w:t>[VALUE]</w:t>
-      </w:r>
-      <w:r>
-        <w:t xml:space="preserve"> %; main switch off; recharge every </w:t>
+        <w:t>[VALUE</w:t>
       </w:r>
       <w:r>
         <w:rPr>
           <w:highlight w:val="yellow"/>
         </w:rPr>
-        <w:t>[VALUE]</w:t>
-      </w:r>
-      <w:r>
-        <w:t xml:space="preserve"> </w:t>
-      </w:r>
-      <w:proofErr w:type="gramStart"/>
-      <w:r>
-        <w:t>months</w:t>
-      </w:r>
-      <w:proofErr w:type="gramEnd"/>
-      <w:r>
-        <w:t>.</w:t>
+        <w:t>: typ. 50</w:t>
+      </w:r>
+      <w:r>
+        <w:rPr>
+          <w:highlight w:val="yellow"/>
+        </w:rPr>
+        <w:t>]</w:t>
+      </w:r>
+      <w:r>
+        <w:t xml:space="preserve"> %; main switch off; recharge every </w:t>
+      </w:r>
+      <w:r>
+        <w:rPr>
+          <w:highlight w:val="yellow"/>
+        </w:rPr>
+        <w:t>[VALUE</w:t>
+      </w:r>
+      <w:r>
+        <w:rPr>
+          <w:highlight w:val="yellow"/>
+        </w:rPr>
+        <w:t>: typ. 3</w:t>
+      </w:r>
+      <w:r>
+        <w:rPr>
+          <w:highlight w:val="yellow"/>
+        </w:rPr>
+        <w:t>]</w:t>
+      </w:r>
+      <w:r>
+        <w:t xml:space="preserve"> months.</w:t>
       </w:r>
     </w:p>
     <w:p>
       <w:pPr>
         <w:pStyle w:val="Heading2"/>
       </w:pPr>
-      <w:bookmarkStart w:id="55" w:name="_Toc244181013"/>
+      <w:bookmarkStart w:id="55" w:name="_Toc244252671"/>
       <w:r>
         <w:t>7.3 Unpacking and installation</w:t>
       </w:r>
@@ -25858,7 +26219,19 @@
         <w:rPr>
           <w:highlight w:val="yellow"/>
         </w:rPr>
-        <w:t>[TBD]</w:t>
+        <w:t>[TBD</w:t>
+      </w:r>
+      <w:r>
+        <w:rPr>
+          <w:highlight w:val="yellow"/>
+        </w:rPr>
+        <w:t>: e.g. charging cable, keys, spare fuses</w:t>
+      </w:r>
+      <w:r>
+        <w:rPr>
+          <w:highlight w:val="yellow"/>
+        </w:rPr>
+        <w:t>]</w:t>
       </w:r>
       <w:r>
         <w:t>.</w:t>
@@ -25909,7 +26282,7 @@
       <w:pPr>
         <w:pStyle w:val="Heading1"/>
       </w:pPr>
-      <w:bookmarkStart w:id="56" w:name="_Toc244181014"/>
+      <w:bookmarkStart w:id="56" w:name="_Toc244252672"/>
       <w:r>
         <w:t>8. Commissioning [C]</w:t>
       </w:r>
@@ -25924,7 +26297,7 @@
       <w:pPr>
         <w:pStyle w:val="Heading2"/>
       </w:pPr>
-      <w:bookmarkStart w:id="57" w:name="_Toc244181015"/>
+      <w:bookmarkStart w:id="57" w:name="_Toc244252673"/>
       <w:r>
         <w:t>8.1 Prerequisites</w:t>
       </w:r>
@@ -25973,7 +26346,7 @@
       <w:pPr>
         <w:pStyle w:val="Heading2"/>
       </w:pPr>
-      <w:bookmarkStart w:id="58" w:name="_Toc244181016"/>
+      <w:bookmarkStart w:id="58" w:name="_Toc244252674"/>
       <w:r>
         <w:t>8.2 First switch-on</w:t>
       </w:r>
@@ -26051,7 +26424,19 @@
         <w:rPr>
           <w:highlight w:val="yellow"/>
         </w:rPr>
-        <w:t>[VALUE]</w:t>
+        <w:t>[VALUE</w:t>
+      </w:r>
+      <w:r>
+        <w:rPr>
+          <w:highlight w:val="yellow"/>
+        </w:rPr>
+        <w:t>: typ. 60</w:t>
+      </w:r>
+      <w:r>
+        <w:rPr>
+          <w:highlight w:val="yellow"/>
+        </w:rPr>
+        <w:t>]</w:t>
       </w:r>
       <w:r>
         <w:t xml:space="preserve"> s.</w:t>
@@ -26125,7 +26510,7 @@
       <w:pPr>
         <w:pStyle w:val="Heading2"/>
       </w:pPr>
-      <w:bookmarkStart w:id="59" w:name="_Toc244181017"/>
+      <w:bookmarkStart w:id="59" w:name="_Toc244252675"/>
       <w:r>
         <w:t>8.3 Track and stop points</w:t>
       </w:r>
@@ -26249,7 +26634,7 @@
       <w:pPr>
         <w:pStyle w:val="Heading2"/>
       </w:pPr>
-      <w:bookmarkStart w:id="60" w:name="_Toc244181018"/>
+      <w:bookmarkStart w:id="60" w:name="_Toc244252676"/>
       <w:r>
         <w:t>8.4 Safety verification</w:t>
       </w:r>
@@ -26303,7 +26688,7 @@
       <w:pPr>
         <w:pStyle w:val="Heading2"/>
       </w:pPr>
-      <w:bookmarkStart w:id="61" w:name="_Toc244181019"/>
+      <w:bookmarkStart w:id="61" w:name="_Toc244252677"/>
       <w:r>
         <w:t>8.5 Changes after commissioning</w:t>
       </w:r>
@@ -26318,7 +26703,7 @@
       <w:pPr>
         <w:pStyle w:val="Heading2"/>
       </w:pPr>
-      <w:bookmarkStart w:id="62" w:name="_Toc244181020"/>
+      <w:bookmarkStart w:id="62" w:name="_Toc244252678"/>
       <w:r>
         <w:t>8.6 Handover</w:t>
       </w:r>
@@ -26360,7 +26745,7 @@
       <w:pPr>
         <w:pStyle w:val="Heading1"/>
       </w:pPr>
-      <w:bookmarkStart w:id="63" w:name="_Toc244181021"/>
+      <w:bookmarkStart w:id="63" w:name="_Toc244252679"/>
       <w:r>
         <w:t>9. Operating modes [O][C]</w:t>
       </w:r>
@@ -26370,7 +26755,7 @@
       <w:pPr>
         <w:pStyle w:val="Heading2"/>
       </w:pPr>
-      <w:bookmarkStart w:id="64" w:name="_Toc244181022"/>
+      <w:bookmarkStart w:id="64" w:name="_Toc244252680"/>
       <w:r>
         <w:t>9.1 Overview</w:t>
       </w:r>
@@ -27203,7 +27588,7 @@
       <w:pPr>
         <w:pStyle w:val="Heading2"/>
       </w:pPr>
-      <w:bookmarkStart w:id="65" w:name="_Toc244181023"/>
+      <w:bookmarkStart w:id="65" w:name="_Toc244252681"/>
       <w:r>
         <w:t>9.2 Changing mode</w:t>
       </w:r>
@@ -27311,7 +27696,7 @@
       <w:pPr>
         <w:pStyle w:val="Heading2"/>
       </w:pPr>
-      <w:bookmarkStart w:id="66" w:name="_Toc244181024"/>
+      <w:bookmarkStart w:id="66" w:name="_Toc244252682"/>
       <w:r>
         <w:t>9.3 MANUAL mode</w:t>
       </w:r>
@@ -27473,7 +27858,7 @@
       <w:pPr>
         <w:pStyle w:val="Heading1"/>
       </w:pPr>
-      <w:bookmarkStart w:id="67" w:name="_Toc244181025"/>
+      <w:bookmarkStart w:id="67" w:name="_Toc244252683"/>
       <w:r>
         <w:t>10. Operation [O]</w:t>
       </w:r>
@@ -27483,7 +27868,7 @@
       <w:pPr>
         <w:pStyle w:val="Heading2"/>
       </w:pPr>
-      <w:bookmarkStart w:id="68" w:name="_Toc244181026"/>
+      <w:bookmarkStart w:id="68" w:name="_Toc244252684"/>
       <w:r>
         <w:t>10.1 Daily check before use</w:t>
       </w:r>
@@ -28009,7 +28394,19 @@
               <w:rPr>
                 <w:highlight w:val="yellow"/>
               </w:rPr>
-              <w:t>[VALUE]</w:t>
+              <w:t>[VALUE</w:t>
+            </w:r>
+            <w:r>
+              <w:rPr>
+                <w:highlight w:val="yellow"/>
+              </w:rPr>
+              <w:t>: typ. 30</w:t>
+            </w:r>
+            <w:r>
+              <w:rPr>
+                <w:highlight w:val="yellow"/>
+              </w:rPr>
+              <w:t>]</w:t>
             </w:r>
             <w:r>
               <w:t xml:space="preserve"> % or more on </w:t>
@@ -28018,7 +28415,19 @@
               <w:rPr>
                 <w:highlight w:val="yellow"/>
               </w:rPr>
-              <w:t>[TBD: indicator]</w:t>
+              <w:t>[TBD: indicator</w:t>
+            </w:r>
+            <w:r>
+              <w:rPr>
+                <w:highlight w:val="yellow"/>
+              </w:rPr>
+              <w:t>, e.g. the battery display on the Home page</w:t>
+            </w:r>
+            <w:r>
+              <w:rPr>
+                <w:highlight w:val="yellow"/>
+              </w:rPr>
+              <w:t>]</w:t>
             </w:r>
           </w:p>
         </w:tc>
@@ -28383,7 +28792,7 @@
       <w:pPr>
         <w:pStyle w:val="Heading2"/>
       </w:pPr>
-      <w:bookmarkStart w:id="69" w:name="_Toc244181027"/>
+      <w:bookmarkStart w:id="69" w:name="_Toc244252685"/>
       <w:r>
         <w:t>10.2 Switching on</w:t>
       </w:r>
@@ -28483,7 +28892,19 @@
         <w:rPr>
           <w:highlight w:val="yellow"/>
         </w:rPr>
-        <w:t>[VALUE]</w:t>
+        <w:t>[VALUE</w:t>
+      </w:r>
+      <w:r>
+        <w:rPr>
+          <w:highlight w:val="yellow"/>
+        </w:rPr>
+        <w:t>: typ. 60</w:t>
+      </w:r>
+      <w:r>
+        <w:rPr>
+          <w:highlight w:val="yellow"/>
+        </w:rPr>
+        <w:t>]</w:t>
       </w:r>
       <w:r>
         <w:t xml:space="preserve"> s).</w:t>
@@ -28544,7 +28965,7 @@
       <w:pPr>
         <w:pStyle w:val="Heading2"/>
       </w:pPr>
-      <w:bookmarkStart w:id="70" w:name="_Toc244181028"/>
+      <w:bookmarkStart w:id="70" w:name="_Toc244252686"/>
       <w:r>
         <w:t>10.3 Driving by hand</w:t>
       </w:r>
@@ -28679,7 +29100,7 @@
       <w:pPr>
         <w:pStyle w:val="Heading2"/>
       </w:pPr>
-      <w:bookmarkStart w:id="71" w:name="_Toc244181029"/>
+      <w:bookmarkStart w:id="71" w:name="_Toc244252687"/>
       <w:r>
         <w:t>10.4 Coupling and uncoupling trolleys</w:t>
       </w:r>
@@ -28833,6 +29254,7 @@
         <w:spacing w:after="60"/>
       </w:pPr>
       <w:r>
+        <w:lastRenderedPageBreak/>
         <w:t xml:space="preserve">If the vehicle asks for a confirmation on the </w:t>
       </w:r>
       <w:r>
@@ -28856,7 +29278,6 @@
         <w:spacing w:after="60"/>
       </w:pPr>
       <w:r>
-        <w:lastRenderedPageBreak/>
         <w:t xml:space="preserve">Step out of the travel path and press </w:t>
       </w:r>
       <w:r>
@@ -29075,15 +29496,7 @@
               <w:t>START</w:t>
             </w:r>
             <w:r>
-              <w:t xml:space="preserve"> before </w:t>
-            </w:r>
-            <w:proofErr w:type="gramStart"/>
-            <w:r>
-              <w:t>you</w:t>
-            </w:r>
-            <w:proofErr w:type="gramEnd"/>
-            <w:r>
-              <w:t xml:space="preserve"> couple.</w:t>
+              <w:t xml:space="preserve"> before you couple.</w:t>
             </w:r>
           </w:p>
           <w:p>
@@ -29179,7 +29592,7 @@
       <w:pPr>
         <w:pStyle w:val="Heading2"/>
       </w:pPr>
-      <w:bookmarkStart w:id="72" w:name="_Toc244181030"/>
+      <w:bookmarkStart w:id="72" w:name="_Toc244252688"/>
       <w:r>
         <w:t>10.5 Automatic operation</w:t>
       </w:r>
@@ -29402,7 +29815,7 @@
       <w:pPr>
         <w:pStyle w:val="Heading2"/>
       </w:pPr>
-      <w:bookmarkStart w:id="73" w:name="_Toc244181031"/>
+      <w:bookmarkStart w:id="73" w:name="_Toc244252689"/>
       <w:r>
         <w:t>10.6 Stopping</w:t>
       </w:r>
@@ -29935,7 +30348,7 @@
       <w:pPr>
         <w:pStyle w:val="Heading2"/>
       </w:pPr>
-      <w:bookmarkStart w:id="74" w:name="_Toc244181032"/>
+      <w:bookmarkStart w:id="74" w:name="_Toc244252690"/>
       <w:r>
         <w:t>10.7 After an emergency stop</w:t>
       </w:r>
@@ -30056,7 +30469,7 @@
       <w:pPr>
         <w:pStyle w:val="Heading2"/>
       </w:pPr>
-      <w:bookmarkStart w:id="75" w:name="_Toc244181033"/>
+      <w:bookmarkStart w:id="75" w:name="_Toc244252691"/>
       <w:r>
         <w:t>10.8 After the tape is lost</w:t>
       </w:r>
@@ -30172,7 +30585,7 @@
       <w:pPr>
         <w:pStyle w:val="Heading2"/>
       </w:pPr>
-      <w:bookmarkStart w:id="76" w:name="_Toc244181034"/>
+      <w:bookmarkStart w:id="76" w:name="_Toc244252692"/>
       <w:r>
         <w:t>10.9 Switching off</w:t>
       </w:r>
@@ -30272,7 +30685,7 @@
       <w:pPr>
         <w:pStyle w:val="Heading1"/>
       </w:pPr>
-      <w:bookmarkStart w:id="77" w:name="_Toc244181035"/>
+      <w:bookmarkStart w:id="77" w:name="_Toc244252693"/>
       <w:r>
         <w:t>11. Emergency situations [O][M]</w:t>
       </w:r>
@@ -30282,7 +30695,7 @@
       <w:pPr>
         <w:pStyle w:val="Heading2"/>
       </w:pPr>
-      <w:bookmarkStart w:id="78" w:name="_Toc244181036"/>
+      <w:bookmarkStart w:id="78" w:name="_Toc244252694"/>
       <w:r>
         <w:t>11.1 Emergency stop</w:t>
       </w:r>
@@ -30307,7 +30720,7 @@
       <w:pPr>
         <w:pStyle w:val="Heading2"/>
       </w:pPr>
-      <w:bookmarkStart w:id="79" w:name="_Toc244181037"/>
+      <w:bookmarkStart w:id="79" w:name="_Toc244252695"/>
       <w:r>
         <w:t>11.2 Fire</w:t>
       </w:r>
@@ -30375,7 +30788,7 @@
       <w:pPr>
         <w:pStyle w:val="Heading2"/>
       </w:pPr>
-      <w:bookmarkStart w:id="80" w:name="_Toc244181038"/>
+      <w:bookmarkStart w:id="80" w:name="_Toc244252696"/>
       <w:r>
         <w:t>11.3 Freeing a trapped person</w:t>
       </w:r>
@@ -30644,7 +31057,7 @@
       <w:pPr>
         <w:pStyle w:val="Heading2"/>
       </w:pPr>
-      <w:bookmarkStart w:id="81" w:name="_Toc244181039"/>
+      <w:bookmarkStart w:id="81" w:name="_Toc244252697"/>
       <w:r>
         <w:t>11.4 Vehicle out of control</w:t>
       </w:r>
@@ -30669,7 +31082,7 @@
       <w:pPr>
         <w:pStyle w:val="Heading2"/>
       </w:pPr>
-      <w:bookmarkStart w:id="82" w:name="_Toc244181040"/>
+      <w:bookmarkStart w:id="82" w:name="_Toc244252698"/>
       <w:r>
         <w:t>11.5 Contact with the battery electrolyte or a damaged battery</w:t>
       </w:r>
@@ -30693,7 +31106,7 @@
       <w:pPr>
         <w:pStyle w:val="Heading1"/>
       </w:pPr>
-      <w:bookmarkStart w:id="83" w:name="_Toc244181041"/>
+      <w:bookmarkStart w:id="83" w:name="_Toc244252699"/>
       <w:r>
         <w:t>12. Battery charging [O][M]</w:t>
       </w:r>
@@ -30703,7 +31116,7 @@
       <w:pPr>
         <w:pStyle w:val="Heading2"/>
       </w:pPr>
-      <w:bookmarkStart w:id="84" w:name="_Toc244181042"/>
+      <w:bookmarkStart w:id="84" w:name="_Toc244252700"/>
       <w:r>
         <w:t>12.1 Battery and charger</w:t>
       </w:r>
@@ -30847,7 +31260,26 @@
               <w:rPr>
                 <w:highlight w:val="yellow"/>
               </w:rPr>
-              <w:t>[VALUE: chemistry]</w:t>
+              <w:t>[VALUE: chemistry</w:t>
+            </w:r>
+            <w:r>
+              <w:rPr>
+                <w:highlight w:val="yellow"/>
+              </w:rPr>
+              <w:t>, typ. LiFePO</w:t>
+            </w:r>
+            <w:r>
+              <w:rPr>
+                <w:rFonts w:ascii="Cambria Math" w:hAnsi="Cambria Math" w:cs="Cambria Math"/>
+                <w:highlight w:val="yellow"/>
+              </w:rPr>
+              <w:t>₄</w:t>
+            </w:r>
+            <w:r>
+              <w:rPr>
+                <w:highlight w:val="yellow"/>
+              </w:rPr>
+              <w:t>]</w:t>
             </w:r>
             <w:r>
               <w:t xml:space="preserve">, 48 V nominal, </w:t>
@@ -30856,7 +31288,19 @@
               <w:rPr>
                 <w:highlight w:val="yellow"/>
               </w:rPr>
-              <w:t>[VALUE]</w:t>
+              <w:t>[VALUE</w:t>
+            </w:r>
+            <w:r>
+              <w:rPr>
+                <w:highlight w:val="yellow"/>
+              </w:rPr>
+              <w:t>: typ. 50–100</w:t>
+            </w:r>
+            <w:r>
+              <w:rPr>
+                <w:highlight w:val="yellow"/>
+              </w:rPr>
+              <w:t>]</w:t>
             </w:r>
             <w:r>
               <w:t xml:space="preserve"> Ah, with battery management system</w:t>
@@ -30917,7 +31361,32 @@
               <w:rPr>
                 <w:highlight w:val="yellow"/>
               </w:rPr>
-              <w:t>[VALUE]</w:t>
+              <w:t>[VALUE</w:t>
+            </w:r>
+            <w:r>
+              <w:rPr>
+                <w:highlight w:val="yellow"/>
+              </w:rPr>
+              <w:t>: typ. 40–58 V for a 16-cell LiFePO</w:t>
+            </w:r>
+            <w:r>
+              <w:rPr>
+                <w:rFonts w:ascii="Cambria Math" w:hAnsi="Cambria Math" w:cs="Cambria Math"/>
+                <w:highlight w:val="yellow"/>
+              </w:rPr>
+              <w:t>₄</w:t>
+            </w:r>
+            <w:r>
+              <w:rPr>
+                <w:highlight w:val="yellow"/>
+              </w:rPr>
+              <w:t xml:space="preserve"> pack</w:t>
+            </w:r>
+            <w:r>
+              <w:rPr>
+                <w:highlight w:val="yellow"/>
+              </w:rPr>
+              <w:t>]</w:t>
             </w:r>
             <w:r>
               <w:t>; the vehicle warns below 42 V and above 56 V</w:t>
@@ -30987,7 +31456,19 @@
               <w:rPr>
                 <w:highlight w:val="yellow"/>
               </w:rPr>
-              <w:t>[VALUE]</w:t>
+              <w:t>[VALUE</w:t>
+            </w:r>
+            <w:r>
+              <w:rPr>
+                <w:highlight w:val="yellow"/>
+              </w:rPr>
+              <w:t>: typ. 220–230 V AC, 50 Hz</w:t>
+            </w:r>
+            <w:r>
+              <w:rPr>
+                <w:highlight w:val="yellow"/>
+              </w:rPr>
+              <w:t>]</w:t>
             </w:r>
           </w:p>
         </w:tc>
@@ -31045,16 +31526,19 @@
               <w:rPr>
                 <w:highlight w:val="yellow"/>
               </w:rPr>
-              <w:t>[VALUE]</w:t>
-            </w:r>
-            <w:r>
-              <w:t xml:space="preserve"> h from </w:t>
+              <w:t>[VALUE</w:t>
             </w:r>
             <w:r>
               <w:rPr>
                 <w:highlight w:val="yellow"/>
               </w:rPr>
-              <w:t>[VALUE]</w:t>
+              <w:t>: typ. 2–4] h from [VALUE: typ. 20</w:t>
+            </w:r>
+            <w:r>
+              <w:rPr>
+                <w:highlight w:val="yellow"/>
+              </w:rPr>
+              <w:t>]</w:t>
             </w:r>
             <w:r>
               <w:t xml:space="preserve"> %</w:t>
@@ -31133,7 +31617,7 @@
       <w:pPr>
         <w:pStyle w:val="Heading2"/>
       </w:pPr>
-      <w:bookmarkStart w:id="85" w:name="_Toc244181043"/>
+      <w:bookmarkStart w:id="85" w:name="_Toc244252701"/>
       <w:r>
         <w:t>12.2 Charging procedure</w:t>
       </w:r>
@@ -31258,7 +31742,19 @@
         <w:rPr>
           <w:highlight w:val="yellow"/>
         </w:rPr>
-        <w:t>[TBD: indicator]</w:t>
+        <w:t>[TBD: indicator</w:t>
+      </w:r>
+      <w:r>
+        <w:rPr>
+          <w:highlight w:val="yellow"/>
+        </w:rPr>
+        <w:t>, e.g. charger LED or the battery display on the Home page</w:t>
+      </w:r>
+      <w:r>
+        <w:rPr>
+          <w:highlight w:val="yellow"/>
+        </w:rPr>
+        <w:t>]</w:t>
       </w:r>
       <w:r>
         <w:t>.</w:t>
@@ -31368,7 +31864,7 @@
       <w:pPr>
         <w:pStyle w:val="Heading2"/>
       </w:pPr>
-      <w:bookmarkStart w:id="86" w:name="_Toc244181044"/>
+      <w:bookmarkStart w:id="86" w:name="_Toc244252702"/>
       <w:r>
         <w:t>12.3 Battery safety</w:t>
       </w:r>
@@ -31492,7 +31988,7 @@
       <w:pPr>
         <w:pStyle w:val="Heading1"/>
       </w:pPr>
-      <w:bookmarkStart w:id="87" w:name="_Toc244181045"/>
+      <w:bookmarkStart w:id="87" w:name="_Toc244252703"/>
       <w:r>
         <w:t>13. Safety-function checks [O][M]</w:t>
       </w:r>
@@ -31937,7 +32433,13 @@
               <w:rPr>
                 <w:highlight w:val="yellow"/>
               </w:rPr>
-              <w:t>[VALUE: 50 mm cylinder]</w:t>
+              <w:t>ISO 3691-4 test piece (cylinder 200 mm diameter, 600 mm high) [confirm</w:t>
+            </w:r>
+            <w:r>
+              <w:rPr>
+                <w:highlight w:val="yellow"/>
+              </w:rPr>
+              <w:t>]</w:t>
             </w:r>
             <w:r>
               <w:t xml:space="preserve"> in the protective field in front of the stopped vehicle, press </w:t>
@@ -33014,7 +33516,7 @@
       <w:pPr>
         <w:pStyle w:val="Heading1"/>
       </w:pPr>
-      <w:bookmarkStart w:id="88" w:name="_Toc244181046"/>
+      <w:bookmarkStart w:id="88" w:name="_Toc244252704"/>
       <w:r>
         <w:t>14. Fault finding and alarms [O][M]</w:t>
       </w:r>
@@ -33024,7 +33526,7 @@
       <w:pPr>
         <w:pStyle w:val="Heading2"/>
       </w:pPr>
-      <w:bookmarkStart w:id="89" w:name="_Toc244181047"/>
+      <w:bookmarkStart w:id="89" w:name="_Toc244252705"/>
       <w:r>
         <w:t>14.1 Where alarms are shown</w:t>
       </w:r>
@@ -33118,7 +33620,7 @@
       <w:pPr>
         <w:pStyle w:val="Heading2"/>
       </w:pPr>
-      <w:bookmarkStart w:id="90" w:name="_Toc244181048"/>
+      <w:bookmarkStart w:id="90" w:name="_Toc244252706"/>
       <w:r>
         <w:t>14.2 Alarm list (operator)</w:t>
       </w:r>
@@ -35761,7 +36263,7 @@
       <w:pPr>
         <w:pStyle w:val="Heading2"/>
       </w:pPr>
-      <w:bookmarkStart w:id="91" w:name="_Toc244181049"/>
+      <w:bookmarkStart w:id="91" w:name="_Toc244252707"/>
       <w:r>
         <w:t>14.3 Faults without an alarm</w:t>
       </w:r>
@@ -36370,7 +36872,7 @@
       <w:pPr>
         <w:pStyle w:val="Heading2"/>
       </w:pPr>
-      <w:bookmarkStart w:id="92" w:name="_Toc244181050"/>
+      <w:bookmarkStart w:id="92" w:name="_Toc244252708"/>
       <w:r>
         <w:t>14.4 Service contact</w:t>
       </w:r>
@@ -36394,7 +36896,7 @@
       <w:pPr>
         <w:pStyle w:val="Heading1"/>
       </w:pPr>
-      <w:bookmarkStart w:id="93" w:name="_Toc244181051"/>
+      <w:bookmarkStart w:id="93" w:name="_Toc244252709"/>
       <w:r>
         <w:t>15. Maintenance [M]</w:t>
       </w:r>
@@ -36404,7 +36906,7 @@
       <w:pPr>
         <w:pStyle w:val="Heading2"/>
       </w:pPr>
-      <w:bookmarkStart w:id="94" w:name="_Toc244181052"/>
+      <w:bookmarkStart w:id="94" w:name="_Toc244252710"/>
       <w:r>
         <w:t>15.1 Lock-out before maintenance</w:t>
       </w:r>
@@ -36554,7 +37056,19 @@
         <w:rPr>
           <w:highlight w:val="yellow"/>
         </w:rPr>
-        <w:t>[VALUE]</w:t>
+        <w:t>[VALUE</w:t>
+      </w:r>
+      <w:r>
+        <w:rPr>
+          <w:highlight w:val="yellow"/>
+        </w:rPr>
+        <w:t>: per the BLVD-KRD operating manual</w:t>
+      </w:r>
+      <w:r>
+        <w:rPr>
+          <w:highlight w:val="yellow"/>
+        </w:rPr>
+        <w:t>]</w:t>
       </w:r>
       <w:r>
         <w:t xml:space="preserve"> min for the motor drivers' capacitors to discharge before opening the electrical box.</w:t>
@@ -36659,7 +37173,7 @@
       <w:pPr>
         <w:pStyle w:val="Heading2"/>
       </w:pPr>
-      <w:bookmarkStart w:id="95" w:name="_Toc244181053"/>
+      <w:bookmarkStart w:id="95" w:name="_Toc244252711"/>
       <w:r>
         <w:t>15.2 Maintenance schedule</w:t>
       </w:r>
@@ -37500,7 +38014,19 @@
               <w:rPr>
                 <w:highlight w:val="yellow"/>
               </w:rPr>
-              <w:t>[VALUE]</w:t>
+              <w:t>[VALUE</w:t>
+            </w:r>
+            <w:r>
+              <w:rPr>
+                <w:highlight w:val="yellow"/>
+              </w:rPr>
+              <w:t>: per SICK MLS data sheet, typ. 20–40</w:t>
+            </w:r>
+            <w:r>
+              <w:rPr>
+                <w:highlight w:val="yellow"/>
+              </w:rPr>
+              <w:t>]</w:t>
             </w:r>
             <w:r>
               <w:t xml:space="preserve"> mm; clean</w:t>
@@ -37821,7 +38347,19 @@
               <w:rPr>
                 <w:highlight w:val="yellow"/>
               </w:rPr>
-              <w:t>[TBD: per battery manual]</w:t>
+              <w:t>[TBD: per battery manual</w:t>
+            </w:r>
+            <w:r>
+              <w:rPr>
+                <w:highlight w:val="yellow"/>
+              </w:rPr>
+              <w:t>; typ. check connectors and cables, read the BMS log</w:t>
+            </w:r>
+            <w:r>
+              <w:rPr>
+                <w:highlight w:val="yellow"/>
+              </w:rPr>
+              <w:t>]</w:t>
             </w:r>
           </w:p>
         </w:tc>
@@ -37849,7 +38387,19 @@
               <w:rPr>
                 <w:highlight w:val="yellow"/>
               </w:rPr>
-              <w:t>[TBD]</w:t>
+              <w:t>[TBD: battery interval</w:t>
+            </w:r>
+            <w:r>
+              <w:rPr>
+                <w:highlight w:val="yellow"/>
+              </w:rPr>
+              <w:t>, typ. monthly</w:t>
+            </w:r>
+            <w:r>
+              <w:rPr>
+                <w:highlight w:val="yellow"/>
+              </w:rPr>
+              <w:t>]</w:t>
             </w:r>
           </w:p>
         </w:tc>
@@ -38115,7 +38665,7 @@
       <w:pPr>
         <w:pStyle w:val="Heading2"/>
       </w:pPr>
-      <w:bookmarkStart w:id="96" w:name="_Toc244181054"/>
+      <w:bookmarkStart w:id="96" w:name="_Toc244252712"/>
       <w:r>
         <w:t>15.3 Cleaning</w:t>
       </w:r>
@@ -38137,7 +38687,19 @@
         <w:rPr>
           <w:highlight w:val="yellow"/>
         </w:rPr>
-        <w:t>[VALUE: cleaner per SICK instructions]</w:t>
+        <w:t>[VALUE: cleaner per SICK instructions</w:t>
+      </w:r>
+      <w:r>
+        <w:rPr>
+          <w:highlight w:val="yellow"/>
+        </w:rPr>
+        <w:t>, e.g. SICK anti-static plastic cleaner and lens cloth</w:t>
+      </w:r>
+      <w:r>
+        <w:rPr>
+          <w:highlight w:val="yellow"/>
+        </w:rPr>
+        <w:t>]</w:t>
       </w:r>
       <w:r>
         <w:t>. No solvents, no abrasives.</w:t>
@@ -38173,8 +38735,9 @@
       <w:pPr>
         <w:pStyle w:val="Heading2"/>
       </w:pPr>
-      <w:bookmarkStart w:id="97" w:name="_Toc244181055"/>
-      <w:r>
+      <w:bookmarkStart w:id="97" w:name="_Toc244252713"/>
+      <w:r>
+        <w:lastRenderedPageBreak/>
         <w:t>15.4 Replacing parts</w:t>
       </w:r>
       <w:bookmarkEnd w:id="97"/>
@@ -38234,7 +38797,6 @@
                 <w:b/>
                 <w:bCs/>
               </w:rPr>
-              <w:lastRenderedPageBreak/>
               <w:t>Part</w:t>
             </w:r>
           </w:p>
@@ -38815,7 +39377,7 @@
       <w:pPr>
         <w:pStyle w:val="Heading1"/>
       </w:pPr>
-      <w:bookmarkStart w:id="98" w:name="_Toc244181056"/>
+      <w:bookmarkStart w:id="98" w:name="_Toc244252714"/>
       <w:r>
         <w:t>16. Technical data [O][M][C]</w:t>
       </w:r>
@@ -38825,7 +39387,7 @@
       <w:pPr>
         <w:pStyle w:val="Heading2"/>
       </w:pPr>
-      <w:bookmarkStart w:id="99" w:name="_Toc244181057"/>
+      <w:bookmarkStart w:id="99" w:name="_Toc244252715"/>
       <w:r>
         <w:t>16.1 Vehicle</w:t>
       </w:r>
@@ -38969,7 +39531,19 @@
               <w:rPr>
                 <w:highlight w:val="yellow"/>
               </w:rPr>
-              <w:t>[VALUE]</w:t>
+              <w:t>[VALUE: L × W × H</w:t>
+            </w:r>
+            <w:r>
+              <w:rPr>
+                <w:highlight w:val="yellow"/>
+              </w:rPr>
+              <w:t>; W est. ≈ 600 from the 487 mm track width</w:t>
+            </w:r>
+            <w:r>
+              <w:rPr>
+                <w:highlight w:val="yellow"/>
+              </w:rPr>
+              <w:t>]</w:t>
             </w:r>
             <w:r>
               <w:t xml:space="preserve"> mm</w:t>
@@ -39039,21 +39613,7 @@
               <w:rPr>
                 <w:highlight w:val="yellow"/>
               </w:rPr>
-              <w:t>[</w:t>
-            </w:r>
-            <w:proofErr w:type="gramStart"/>
-            <w:r>
-              <w:rPr>
-                <w:highlight w:val="yellow"/>
-              </w:rPr>
-              <w:t>confirm</w:t>
-            </w:r>
-            <w:proofErr w:type="gramEnd"/>
-            <w:r>
-              <w:rPr>
-                <w:highlight w:val="yellow"/>
-              </w:rPr>
-              <w:t>]</w:t>
+              <w:t>[confirm]</w:t>
             </w:r>
           </w:p>
         </w:tc>
@@ -39279,21 +39839,7 @@
               <w:rPr>
                 <w:highlight w:val="yellow"/>
               </w:rPr>
-              <w:t>[</w:t>
-            </w:r>
-            <w:proofErr w:type="gramStart"/>
-            <w:r>
-              <w:rPr>
-                <w:highlight w:val="yellow"/>
-              </w:rPr>
-              <w:t>confirm</w:t>
-            </w:r>
-            <w:proofErr w:type="gramEnd"/>
-            <w:r>
-              <w:rPr>
-                <w:highlight w:val="yellow"/>
-              </w:rPr>
-              <w:t>]</w:t>
+              <w:t>[confirm]</w:t>
             </w:r>
           </w:p>
         </w:tc>
@@ -39348,15 +39894,7 @@
               <w:pStyle w:val="TableText"/>
             </w:pPr>
             <w:r>
-              <w:t xml:space="preserve">2 × Oriental Motor BLVD-KRD, </w:t>
-            </w:r>
-            <w:proofErr w:type="spellStart"/>
-            <w:r>
-              <w:t>CANopen</w:t>
-            </w:r>
-            <w:proofErr w:type="spellEnd"/>
-            <w:r>
-              <w:t>, safe torque off (HWTO)</w:t>
+              <w:t>2 × Oriental Motor BLVD-KRD, CANopen, safe torque off (HWTO)</w:t>
             </w:r>
           </w:p>
         </w:tc>
@@ -39643,7 +40181,32 @@
               <w:rPr>
                 <w:highlight w:val="yellow"/>
               </w:rPr>
-              <w:t>[VALUE]</w:t>
+              <w:t>[VALUE: chemistry, capacity</w:t>
+            </w:r>
+            <w:r>
+              <w:rPr>
+                <w:highlight w:val="yellow"/>
+              </w:rPr>
+              <w:t>; typ. LiFePO</w:t>
+            </w:r>
+            <w:r>
+              <w:rPr>
+                <w:rFonts w:ascii="Cambria Math" w:hAnsi="Cambria Math" w:cs="Cambria Math"/>
+                <w:highlight w:val="yellow"/>
+              </w:rPr>
+              <w:t>₄</w:t>
+            </w:r>
+            <w:r>
+              <w:rPr>
+                <w:highlight w:val="yellow"/>
+              </w:rPr>
+              <w:t>, 50–100 Ah</w:t>
+            </w:r>
+            <w:r>
+              <w:rPr>
+                <w:highlight w:val="yellow"/>
+              </w:rPr>
+              <w:t>]</w:t>
             </w:r>
           </w:p>
         </w:tc>
@@ -39820,16 +40383,23 @@
               <w:rPr>
                 <w:highlight w:val="yellow"/>
               </w:rPr>
-              <w:t>[VALUE: type]</w:t>
-            </w:r>
-            <w:r>
-              <w:t xml:space="preserve">, 50 mm resolution, response time 130 </w:t>
-            </w:r>
-            <w:proofErr w:type="spellStart"/>
-            <w:r>
-              <w:t>ms</w:t>
-            </w:r>
-            <w:proofErr w:type="spellEnd"/>
+              <w:t>[VALUE: type</w:t>
+            </w:r>
+            <w:r>
+              <w:rPr>
+                <w:highlight w:val="yellow"/>
+              </w:rPr>
+              <w:t>, e.g. Core I/O NANS3-AAAZ30AN1</w:t>
+            </w:r>
+            <w:r>
+              <w:rPr>
+                <w:highlight w:val="yellow"/>
+              </w:rPr>
+              <w:t>]</w:t>
+            </w:r>
+            <w:r>
+              <w:t>, 50 mm resolution, response time 130 ms</w:t>
+            </w:r>
           </w:p>
         </w:tc>
       </w:tr>
@@ -39947,7 +40517,7 @@
               <w:rPr>
                 <w:highlight w:val="yellow"/>
               </w:rPr>
-              <w:t>[VALUE]</w:t>
+              <w:t>CK-EC5163,</w:t>
             </w:r>
             <w:r>
               <w:t xml:space="preserve"> 16 DI / 12 relay DO, Modbus TCP</w:t>
@@ -40011,7 +40581,19 @@
               <w:rPr>
                 <w:highlight w:val="yellow"/>
               </w:rPr>
-              <w:t>[VALUE: Wi-Fi / Ethernet]</w:t>
+              <w:t>[VALUE: Wi-Fi / Ethernet</w:t>
+            </w:r>
+            <w:r>
+              <w:rPr>
+                <w:highlight w:val="yellow"/>
+              </w:rPr>
+              <w:t>; typ. Wi-Fi 2.4/5 GHz, which brings in the Radio Equipment Directive</w:t>
+            </w:r>
+            <w:r>
+              <w:rPr>
+                <w:highlight w:val="yellow"/>
+              </w:rPr>
+              <w:t>]</w:t>
             </w:r>
           </w:p>
         </w:tc>
@@ -40069,7 +40651,19 @@
               <w:rPr>
                 <w:highlight w:val="yellow"/>
               </w:rPr>
-              <w:t>[VALUE]</w:t>
+              <w:t>[VALUE: IP rating</w:t>
+            </w:r>
+            <w:r>
+              <w:rPr>
+                <w:highlight w:val="yellow"/>
+              </w:rPr>
+              <w:t>, typ. IP20–IP54 for indoor vehicles</w:t>
+            </w:r>
+            <w:r>
+              <w:rPr>
+                <w:highlight w:val="yellow"/>
+              </w:rPr>
+              <w:t>]</w:t>
             </w:r>
           </w:p>
         </w:tc>
@@ -40139,7 +40733,7 @@
       <w:pPr>
         <w:pStyle w:val="Heading2"/>
       </w:pPr>
-      <w:bookmarkStart w:id="100" w:name="_Toc244181058"/>
+      <w:bookmarkStart w:id="100" w:name="_Toc244252716"/>
       <w:r>
         <w:t>16.2 Noise</w:t>
       </w:r>
@@ -40371,7 +40965,7 @@
       <w:pPr>
         <w:pStyle w:val="Heading2"/>
       </w:pPr>
-      <w:bookmarkStart w:id="101" w:name="_Toc244181059"/>
+      <w:bookmarkStart w:id="101" w:name="_Toc244252717"/>
       <w:r>
         <w:t>16.3 Stopping distance and time</w:t>
       </w:r>
@@ -41156,18 +41750,11 @@
                 <w:b/>
                 <w:bCs/>
               </w:rPr>
+              <w:lastRenderedPageBreak/>
               <w:t>[REVIEW]</w:t>
             </w:r>
             <w:r>
-              <w:t xml:space="preserve"> Not yet measured. At 0.85 m/s the scanner response (130 </w:t>
-            </w:r>
-            <w:proofErr w:type="spellStart"/>
-            <w:r>
-              <w:t>ms</w:t>
-            </w:r>
-            <w:proofErr w:type="spellEnd"/>
-            <w:r>
-              <w:t>) alone takes about 0.11 m of the 0.50 m protective field. The stopping distance with 600 kg towed must be measured and the field confirmed against ISO 13855.</w:t>
+              <w:t xml:space="preserve"> Not yet measured. At 0.85 m/s the scanner response (130 ms) alone takes about 0.11 m of the 0.50 m protective field. The stopping distance with 600 kg towed must be measured and the field confirmed against ISO 13855.</w:t>
             </w:r>
           </w:p>
         </w:tc>
@@ -41188,7 +41775,7 @@
       <w:pPr>
         <w:pStyle w:val="Heading1"/>
       </w:pPr>
-      <w:bookmarkStart w:id="102" w:name="_Toc244181060"/>
+      <w:bookmarkStart w:id="102" w:name="_Toc244252718"/>
       <w:r>
         <w:t>17. Decommissioning and disposal [M]</w:t>
       </w:r>
@@ -41232,7 +41819,19 @@
         <w:rPr>
           <w:highlight w:val="yellow"/>
         </w:rPr>
-        <w:t>[TBD: battery take-back]</w:t>
+        <w:t xml:space="preserve">[TBD: battery </w:t>
+      </w:r>
+      <w:r>
+        <w:rPr>
+          <w:highlight w:val="yellow"/>
+        </w:rPr>
+        <w:t>maker's take-back scheme or a licensed B3 hazardous-waste collector (Indonesia); EU: Regulation (EU) 2023/1542</w:t>
+      </w:r>
+      <w:r>
+        <w:rPr>
+          <w:highlight w:val="yellow"/>
+        </w:rPr>
+        <w:t>]</w:t>
       </w:r>
       <w:r>
         <w:t>.</w:t>
@@ -41287,7 +41886,7 @@
       <w:pPr>
         <w:pStyle w:val="Heading1"/>
       </w:pPr>
-      <w:bookmarkStart w:id="103" w:name="_Toc244181061"/>
+      <w:bookmarkStart w:id="103" w:name="_Toc244252719"/>
       <w:r>
         <w:t>Annexes</w:t>
       </w:r>
@@ -41297,7 +41896,7 @@
       <w:pPr>
         <w:pStyle w:val="Heading2"/>
       </w:pPr>
-      <w:bookmarkStart w:id="104" w:name="_Toc244181062"/>
+      <w:bookmarkStart w:id="104" w:name="_Toc244252720"/>
       <w:r>
         <w:t>Annex A — Component list</w:t>
       </w:r>
@@ -41321,7 +41920,7 @@
       <w:pPr>
         <w:pStyle w:val="Heading2"/>
       </w:pPr>
-      <w:bookmarkStart w:id="105" w:name="_Toc244181063"/>
+      <w:bookmarkStart w:id="105" w:name="_Toc244252721"/>
       <w:r>
         <w:t>Annex B — Circuit diagrams</w:t>
       </w:r>
@@ -41345,7 +41944,7 @@
       <w:pPr>
         <w:pStyle w:val="Heading2"/>
       </w:pPr>
-      <w:bookmarkStart w:id="106" w:name="_Toc244181064"/>
+      <w:bookmarkStart w:id="106" w:name="_Toc244252722"/>
       <w:r>
         <w:t>Annex C — Safety-check record</w:t>
       </w:r>
@@ -41711,7 +42310,7 @@
       <w:pPr>
         <w:pStyle w:val="Heading2"/>
       </w:pPr>
-      <w:bookmarkStart w:id="107" w:name="_Toc244181065"/>
+      <w:bookmarkStart w:id="107" w:name="_Toc244252723"/>
       <w:r>
         <w:t>Annex D — Glossary</w:t>
       </w:r>
@@ -42589,7 +43188,7 @@
       <w:pPr>
         <w:pStyle w:val="Heading2"/>
       </w:pPr>
-      <w:bookmarkStart w:id="108" w:name="_Toc244181066"/>
+      <w:bookmarkStart w:id="108" w:name="_Toc244252724"/>
       <w:r>
         <w:t>Annex E — Complete alarm list</w:t>
       </w:r>
@@ -42613,7 +43212,7 @@
       <w:pPr>
         <w:pStyle w:val="Heading1"/>
       </w:pPr>
-      <w:bookmarkStart w:id="109" w:name="_Toc244181067"/>
+      <w:bookmarkStart w:id="109" w:name="_Toc244252725"/>
       <w:r>
         <w:t>Editorial: review notes summary (remove before release)</w:t>
       </w:r>
@@ -43723,7 +44322,7 @@
       <w:pPr>
         <w:pStyle w:val="Heading1"/>
       </w:pPr>
-      <w:bookmarkStart w:id="110" w:name="_Toc244181068"/>
+      <w:bookmarkStart w:id="110" w:name="_Toc244252726"/>
       <w:r>
         <w:t>Editorial: image register (remove before release)</w:t>
       </w:r>
@@ -46107,9 +46706,8 @@
       <w:rPr>
         <w:sz w:val="16"/>
         <w:szCs w:val="16"/>
-        <w:highlight w:val="yellow"/>
       </w:rPr>
-      <w:t>[PRODUCT NAME]</w:t>
+      <w:t>AGV I-PRIME</w:t>
     </w:r>
     <w:r>
       <w:rPr>
@@ -47584,8 +48182,11 @@
 
 <file path=word/webextensions/taskpanes.xml><?xml version="1.0" encoding="utf-8"?>
 <wetp:taskpanes xmlns:wetp="http://schemas.microsoft.com/office/webextensions/taskpanes/2010/11">
-  <wetp:taskpane dockstate="right" visibility="0" width="1028" row="1">
+  <wetp:taskpane dockstate="right" visibility="0" width="525" row="2">
     <wetp:webextensionref xmlns:r="http://schemas.openxmlformats.org/officeDocument/2006/relationships" r:id="rId1"/>
+  </wetp:taskpane>
+  <wetp:taskpane dockstate="right" visibility="0" width="525" row="1">
+    <wetp:webextensionref xmlns:r="http://schemas.openxmlformats.org/officeDocument/2006/relationships" r:id="rId2"/>
   </wetp:taskpane>
 </wetp:taskpanes>
 </file>
@@ -47602,4 +48203,18 @@
   <we:bindings/>
   <we:snapshot xmlns:r="http://schemas.openxmlformats.org/officeDocument/2006/relationships"/>
 </we:webextension>
+</file>
+
+<file path=word/webextensions/webextension2.xml><?xml version="1.0" encoding="utf-8"?>
+<we:webextension xmlns:we="http://schemas.microsoft.com/office/webextensions/webextension/2010/11" id="{F58A72E6-7942-4029-858D-48F4CCF57D48}">
+  <we:reference id="WA200010453" version="1.0.0.1" store="Omex" storeType="OMEX"/>
+  <we:alternateReferences>
+    <we:reference id="WA200010453" version="1.0.0.1" store="WA200010453" storeType="OMEX"/>
+  </we:alternateReferences>
+  <we:properties>
+    <we:property name="claude.fileId" value="&quot;6be88122-914e-4c11-8c27-026abfc30172&quot;"/>
+  </we:properties>
+  <we:bindings/>
+  <we:snapshot xmlns:r="http://schemas.openxmlformats.org/officeDocument/2006/relationships"/>
+</we:webextension>
 </file>